--- a/t17_s4.docx
+++ b/t17_s4.docx
@@ -3,2168 +3,1898 @@
 <w:document xmlns:wpc="http://schemas.microsoft.com/office/word/2010/wordprocessingCanvas" xmlns:mo="http://schemas.microsoft.com/office/mac/office/2008/main" xmlns:mc="http://schemas.openxmlformats.org/markup-compatibility/2006" xmlns:mv="urn:schemas-microsoft-com:mac:vml" xmlns:o="urn:schemas-microsoft-com:office:office" xmlns:r="http://schemas.openxmlformats.org/officeDocument/2006/relationships" xmlns:m="http://schemas.openxmlformats.org/officeDocument/2006/math" xmlns:v="urn:schemas-microsoft-com:vml" xmlns:wp14="http://schemas.microsoft.com/office/word/2010/wordprocessingDrawing" xmlns:wp="http://schemas.openxmlformats.org/drawingml/2006/wordprocessingDrawing" xmlns:w10="urn:schemas-microsoft-com:office:word" xmlns:w="http://schemas.openxmlformats.org/wordprocessingml/2006/main" xmlns:w14="http://schemas.microsoft.com/office/word/2010/wordml" xmlns:wpg="http://schemas.microsoft.com/office/word/2010/wordprocessingGroup" xmlns:wpi="http://schemas.microsoft.com/office/word/2010/wordprocessingInk" xmlns:wne="http://schemas.microsoft.com/office/word/2006/wordml" xmlns:wps="http://schemas.microsoft.com/office/word/2010/wordprocessingShape" mc:Ignorable="w14 wp14">
   <w:body>
     <w:p>
-      <w:pPr>
-        <w:spacing w:after="20" w:before="120"/>
-      </w:pPr>
-      <w:r>
-        <w:rPr>
-          <w:b/>
-          <w:sz w:val="22"/>
-        </w:rPr>
-        <w:t>Question: What is the compression to ventilation ratio in infant during neonatal resuscitation?</w:t>
-      </w:r>
-    </w:p>
-    <w:p>
-      <w:pPr>
-        <w:spacing w:after="0" w:before="0"/>
-      </w:pPr>
-      <w:r>
-        <w:rPr>
-          <w:b w:val="0"/>
-          <w:sz w:val="22"/>
-        </w:rPr>
-        <w:t>(a) 1:3</w:t>
-      </w:r>
-    </w:p>
-    <w:p>
-      <w:pPr>
-        <w:spacing w:after="0" w:before="0"/>
-      </w:pPr>
-      <w:r>
-        <w:rPr>
-          <w:b w:val="0"/>
-          <w:sz w:val="22"/>
-        </w:rPr>
-        <w:t>(b) 3:1</w:t>
-      </w:r>
-    </w:p>
-    <w:p>
-      <w:pPr>
-        <w:spacing w:after="0" w:before="0"/>
-      </w:pPr>
-      <w:r>
-        <w:rPr>
-          <w:b w:val="0"/>
-          <w:sz w:val="22"/>
-        </w:rPr>
-        <w:t>(c) 15:2</w:t>
-      </w:r>
-    </w:p>
-    <w:p>
-      <w:pPr>
-        <w:spacing w:after="0" w:before="0"/>
-      </w:pPr>
-      <w:r>
-        <w:rPr>
-          <w:b w:val="0"/>
-          <w:sz w:val="22"/>
-        </w:rPr>
-        <w:t>(d) 1:5</w:t>
-      </w:r>
-    </w:p>
-    <w:p>
-      <w:pPr>
-        <w:spacing w:after="0" w:before="40"/>
-      </w:pPr>
-      <w:r>
-        <w:rPr>
-          <w:b/>
-          <w:sz w:val="22"/>
-        </w:rPr>
-        <w:t>Answer: b</w:t>
-      </w:r>
-    </w:p>
-    <w:p>
-      <w:pPr>
-        <w:spacing w:after="0" w:before="0"/>
-      </w:pPr>
-      <w:r>
-        <w:rPr>
-          <w:b w:val="0"/>
-          <w:sz w:val="21"/>
-        </w:rPr>
-        <w:t>Solution: The compression to ventilation ratio in infants during neonatal resuscitation is 3:1 (option a). This means that for every three chest compressions, one ventilation (breath) is administered. Neonatal resuscitation is performed to assist newborns who are not breathing or have inadequate breathing at birth. The coordinated sequence of chest compressions and ventilations helps maintain oxygenation and circulation until the newborn can breathe spontaneously or receive advanced medical care. Understanding the appropriate compression to ventilation ratio is essential for healthcare providers involved in neonatal resuscitation to ensure effective and timely intervention.</w:t>
-      </w:r>
-    </w:p>
-    <w:p>
-      <w:pPr>
-        <w:spacing w:after="0" w:before="0"/>
-      </w:pPr>
-      <w:r>
-        <w:rPr>
-          <w:b w:val="0"/>
-          <w:sz w:val="20"/>
-        </w:rPr>
-        <w:t>Positive Marks: 1</w:t>
-      </w:r>
-    </w:p>
-    <w:p>
-      <w:pPr>
-        <w:spacing w:after="160" w:before="0"/>
-      </w:pPr>
-      <w:r>
-        <w:rPr>
-          <w:b w:val="0"/>
-          <w:sz w:val="20"/>
-        </w:rPr>
-        <w:t>Negative Marks: 0.25</w:t>
-      </w:r>
-    </w:p>
-    <w:p>
-      <w:pPr>
-        <w:spacing w:after="20" w:before="120"/>
-      </w:pPr>
-      <w:r>
-        <w:rPr>
-          <w:b/>
-          <w:sz w:val="22"/>
-        </w:rPr>
-        <w:t>Question: An Anganwadi worker assess the malnutrition status by:</w:t>
-      </w:r>
-    </w:p>
-    <w:p>
-      <w:pPr>
-        <w:spacing w:after="0" w:before="0"/>
-      </w:pPr>
-      <w:r>
-        <w:rPr>
-          <w:b w:val="0"/>
-          <w:sz w:val="22"/>
-        </w:rPr>
-        <w:t>(a) Weight for age</w:t>
-      </w:r>
-    </w:p>
-    <w:p>
-      <w:pPr>
-        <w:spacing w:after="0" w:before="0"/>
-      </w:pPr>
-      <w:r>
-        <w:rPr>
-          <w:b w:val="0"/>
-          <w:sz w:val="22"/>
-        </w:rPr>
-        <w:t>(b) Height for age</w:t>
-      </w:r>
-    </w:p>
-    <w:p>
-      <w:pPr>
-        <w:spacing w:after="0" w:before="0"/>
-      </w:pPr>
-      <w:r>
-        <w:rPr>
-          <w:b w:val="0"/>
-          <w:sz w:val="22"/>
-        </w:rPr>
-        <w:t>(c) Weight for height</w:t>
-      </w:r>
-    </w:p>
-    <w:p>
-      <w:pPr>
-        <w:spacing w:after="0" w:before="0"/>
-      </w:pPr>
-      <w:r>
-        <w:rPr>
-          <w:b w:val="0"/>
-          <w:sz w:val="22"/>
-        </w:rPr>
-        <w:t>(d) Mid arm circumference</w:t>
-      </w:r>
-    </w:p>
-    <w:p>
-      <w:pPr>
-        <w:spacing w:after="0" w:before="40"/>
-      </w:pPr>
-      <w:r>
-        <w:rPr>
-          <w:b/>
-          <w:sz w:val="22"/>
-        </w:rPr>
-        <w:t>Answer: a</w:t>
-      </w:r>
-    </w:p>
-    <w:p>
-      <w:pPr>
-        <w:spacing w:after="0" w:before="0"/>
-      </w:pPr>
-      <w:r>
-        <w:rPr>
-          <w:b w:val="0"/>
-          <w:sz w:val="21"/>
-        </w:rPr>
-        <w:t>Solution: Anganwadi workers assess malnutrition in children by weight for age (growth monitoring under ICDS).</w:t>
-      </w:r>
-    </w:p>
-    <w:p>
-      <w:pPr>
-        <w:spacing w:after="0" w:before="0"/>
-      </w:pPr>
-      <w:r>
-        <w:rPr>
-          <w:b w:val="0"/>
-          <w:sz w:val="20"/>
-        </w:rPr>
-        <w:t>Positive Marks: 1</w:t>
-      </w:r>
-    </w:p>
-    <w:p>
-      <w:pPr>
-        <w:spacing w:after="160" w:before="0"/>
-      </w:pPr>
-      <w:r>
-        <w:rPr>
-          <w:b w:val="0"/>
-          <w:sz w:val="20"/>
-        </w:rPr>
-        <w:t>Negative Marks: 0.25</w:t>
-      </w:r>
-    </w:p>
-    <w:p>
-      <w:pPr>
-        <w:spacing w:after="20" w:before="120"/>
-      </w:pPr>
-      <w:r>
-        <w:rPr>
-          <w:b/>
-          <w:sz w:val="22"/>
-        </w:rPr>
-        <w:t>Question: Which vaccine can be frozen during storage?</w:t>
-      </w:r>
-    </w:p>
-    <w:p>
-      <w:pPr>
-        <w:spacing w:after="0" w:before="0"/>
-      </w:pPr>
-      <w:r>
-        <w:rPr>
-          <w:b w:val="0"/>
-          <w:sz w:val="22"/>
-        </w:rPr>
-        <w:t>(a) DPT / DT</w:t>
-      </w:r>
-    </w:p>
-    <w:p>
-      <w:pPr>
-        <w:spacing w:after="0" w:before="0"/>
-      </w:pPr>
-      <w:r>
-        <w:rPr>
-          <w:b w:val="0"/>
-          <w:sz w:val="22"/>
-        </w:rPr>
-        <w:t>(b) MMR</w:t>
-      </w:r>
-    </w:p>
-    <w:p>
-      <w:pPr>
-        <w:spacing w:after="0" w:before="0"/>
-      </w:pPr>
-      <w:r>
-        <w:rPr>
-          <w:b w:val="0"/>
-          <w:sz w:val="22"/>
-        </w:rPr>
-        <w:t>(c) Polio (OPV)</w:t>
-      </w:r>
-    </w:p>
-    <w:p>
-      <w:pPr>
-        <w:spacing w:after="0" w:before="0"/>
-      </w:pPr>
-      <w:r>
-        <w:rPr>
-          <w:b w:val="0"/>
-          <w:sz w:val="22"/>
-        </w:rPr>
-        <w:t>(d) BCG</w:t>
-      </w:r>
-    </w:p>
-    <w:p>
-      <w:pPr>
-        <w:spacing w:after="0" w:before="40"/>
-      </w:pPr>
-      <w:r>
-        <w:rPr>
-          <w:b/>
-          <w:sz w:val="22"/>
-        </w:rPr>
-        <w:t>Answer: b</w:t>
-      </w:r>
-    </w:p>
-    <w:p>
-      <w:pPr>
-        <w:spacing w:after="0" w:before="0"/>
-      </w:pPr>
-      <w:r>
-        <w:rPr>
-          <w:b w:val="0"/>
-          <w:sz w:val="21"/>
-        </w:rPr>
-        <w:t>Solution: Freeze-dried (lyophilized) vaccines like MMR and Measles can be stored in frozen state (-20°C). Liquid vaccines containing adjuvants (DPT, TT, Hepatitis B) must never be frozen.</w:t>
-      </w:r>
-    </w:p>
-    <w:p>
-      <w:pPr>
-        <w:spacing w:after="0" w:before="0"/>
-      </w:pPr>
-      <w:r>
-        <w:rPr>
-          <w:b w:val="0"/>
-          <w:sz w:val="20"/>
-        </w:rPr>
-        <w:t>Positive Marks: 1</w:t>
-      </w:r>
-    </w:p>
-    <w:p>
-      <w:pPr>
-        <w:spacing w:after="160" w:before="0"/>
-      </w:pPr>
-      <w:r>
-        <w:rPr>
-          <w:b w:val="0"/>
-          <w:sz w:val="20"/>
-        </w:rPr>
-        <w:t>Negative Marks: 0.25</w:t>
-      </w:r>
-    </w:p>
-    <w:p>
-      <w:pPr>
-        <w:spacing w:after="20" w:before="120"/>
-      </w:pPr>
-      <w:r>
-        <w:rPr>
-          <w:b/>
-          <w:sz w:val="22"/>
-        </w:rPr>
-        <w:t>Question: What does DPT stand for?</w:t>
-      </w:r>
-    </w:p>
-    <w:p>
-      <w:pPr>
-        <w:spacing w:after="0" w:before="0"/>
-      </w:pPr>
-      <w:r>
-        <w:rPr>
-          <w:b w:val="0"/>
-          <w:sz w:val="22"/>
-        </w:rPr>
-        <w:t>(a) Diphtheria, pertussis, tetanus</w:t>
-      </w:r>
-    </w:p>
-    <w:p>
-      <w:pPr>
-        <w:spacing w:after="0" w:before="0"/>
-      </w:pPr>
-      <w:r>
-        <w:rPr>
-          <w:b w:val="0"/>
-          <w:sz w:val="22"/>
-        </w:rPr>
-        <w:t>(b) Diphtheria, polio, tetanus</w:t>
-      </w:r>
-    </w:p>
-    <w:p>
-      <w:pPr>
-        <w:spacing w:after="0" w:before="0"/>
-      </w:pPr>
-      <w:r>
-        <w:rPr>
-          <w:b w:val="0"/>
-          <w:sz w:val="22"/>
-        </w:rPr>
-        <w:t>(c) Diphtheria, pertussis, tetany</w:t>
-      </w:r>
-    </w:p>
-    <w:p>
-      <w:pPr>
-        <w:spacing w:after="0" w:before="0"/>
-      </w:pPr>
-      <w:r>
-        <w:rPr>
-          <w:b w:val="0"/>
-          <w:sz w:val="22"/>
-        </w:rPr>
-        <w:t>(d) Diphtheria, pertussis, TB</w:t>
-      </w:r>
-    </w:p>
-    <w:p>
-      <w:pPr>
-        <w:spacing w:after="0" w:before="40"/>
-      </w:pPr>
-      <w:r>
-        <w:rPr>
-          <w:b/>
-          <w:sz w:val="22"/>
-        </w:rPr>
-        <w:t>Answer: a</w:t>
-      </w:r>
-    </w:p>
-    <w:p>
-      <w:pPr>
-        <w:spacing w:after="0" w:before="0"/>
-      </w:pPr>
-      <w:r>
-        <w:rPr>
-          <w:b w:val="0"/>
-          <w:sz w:val="21"/>
-        </w:rPr>
-        <w:t>Solution: DPT stands for diphtheria, pertussis, tetanus (option a). DPT refers to a combination vaccine that protects against these three diseases. Diphtheria is a bacterial infection that can cause severe respiratory symptoms and complications. Pertussis, also known as whooping cough, is a highly contagious respiratory infection. Tetanus, commonly referred to as lockjaw, is a potentially fatal bacterial infection that affects the muscles and nerves. The DPT vaccine is administered in multiple doses to provide immunity against these diseases, particularly in childhood. It is an essential component of routine immunization programs worldwide.</w:t>
-      </w:r>
-    </w:p>
-    <w:p>
-      <w:pPr>
-        <w:spacing w:after="0" w:before="0"/>
-      </w:pPr>
-      <w:r>
-        <w:rPr>
-          <w:b w:val="0"/>
-          <w:sz w:val="20"/>
-        </w:rPr>
-        <w:t>Positive Marks: 1</w:t>
-      </w:r>
-    </w:p>
-    <w:p>
-      <w:pPr>
-        <w:spacing w:after="160" w:before="0"/>
-      </w:pPr>
-      <w:r>
-        <w:rPr>
-          <w:b w:val="0"/>
-          <w:sz w:val="20"/>
-        </w:rPr>
-        <w:t>Negative Marks: 0.25</w:t>
-      </w:r>
-    </w:p>
-    <w:p>
-      <w:pPr>
-        <w:spacing w:after="20" w:before="120"/>
-      </w:pPr>
-      <w:r>
-        <w:rPr>
-          <w:b/>
-          <w:sz w:val="22"/>
-        </w:rPr>
-        <w:t>Question: The most common cause of diarrhoea in children under 5 years in developing countries is:</w:t>
-      </w:r>
-    </w:p>
-    <w:p>
-      <w:pPr>
-        <w:spacing w:after="0" w:before="0"/>
-      </w:pPr>
-      <w:r>
-        <w:rPr>
-          <w:b w:val="0"/>
-          <w:sz w:val="22"/>
-        </w:rPr>
-        <w:t>(a) Shigella</w:t>
-      </w:r>
-    </w:p>
-    <w:p>
-      <w:pPr>
-        <w:spacing w:after="0" w:before="0"/>
-      </w:pPr>
-      <w:r>
-        <w:rPr>
-          <w:b w:val="0"/>
-          <w:sz w:val="22"/>
-        </w:rPr>
-        <w:t>(b) Salmonella</w:t>
-      </w:r>
-    </w:p>
-    <w:p>
-      <w:pPr>
-        <w:spacing w:after="0" w:before="0"/>
-      </w:pPr>
-      <w:r>
-        <w:rPr>
-          <w:b w:val="0"/>
-          <w:sz w:val="22"/>
-        </w:rPr>
-        <w:t>(c) Giardia</w:t>
-      </w:r>
-    </w:p>
-    <w:p>
-      <w:pPr>
-        <w:spacing w:after="0" w:before="0"/>
-      </w:pPr>
-      <w:r>
-        <w:rPr>
-          <w:b w:val="0"/>
-          <w:sz w:val="22"/>
-        </w:rPr>
-        <w:t>(d) Rotavirus</w:t>
-      </w:r>
-    </w:p>
-    <w:p>
-      <w:pPr>
-        <w:spacing w:after="0" w:before="40"/>
-      </w:pPr>
-      <w:r>
-        <w:rPr>
-          <w:b/>
-          <w:sz w:val="22"/>
-        </w:rPr>
-        <w:t>Answer: d</w:t>
-      </w:r>
-    </w:p>
-    <w:p>
-      <w:pPr>
-        <w:spacing w:after="0" w:before="0"/>
-      </w:pPr>
-      <w:r>
-        <w:rPr>
-          <w:b w:val="0"/>
-          <w:sz w:val="21"/>
-        </w:rPr>
-        <w:t>Solution: Rotavirus is the leading cause of severe dehydrating diarrhoea in young children; vaccination is available.</w:t>
-      </w:r>
-    </w:p>
-    <w:p>
-      <w:pPr>
-        <w:spacing w:after="0" w:before="0"/>
-      </w:pPr>
-      <w:r>
-        <w:rPr>
-          <w:b w:val="0"/>
-          <w:sz w:val="20"/>
-        </w:rPr>
-        <w:t>Positive Marks: 1</w:t>
-      </w:r>
-    </w:p>
-    <w:p>
-      <w:pPr>
-        <w:spacing w:after="160" w:before="0"/>
-      </w:pPr>
-      <w:r>
-        <w:rPr>
-          <w:b w:val="0"/>
-          <w:sz w:val="20"/>
-        </w:rPr>
-        <w:t>Negative Marks: 0.25</w:t>
-      </w:r>
-    </w:p>
-    <w:p>
-      <w:pPr>
-        <w:spacing w:after="20" w:before="120"/>
-      </w:pPr>
-      <w:r>
-        <w:rPr>
-          <w:b/>
-          <w:sz w:val="22"/>
-        </w:rPr>
-        <w:t>Question: In the tuberculin skin test (Mantoux test), how is the standard substance protein purified derivative (PPD) typically injected into the forearm?</w:t>
-      </w:r>
-    </w:p>
-    <w:p>
-      <w:pPr>
-        <w:spacing w:after="0" w:before="0"/>
-      </w:pPr>
-      <w:r>
-        <w:rPr>
-          <w:b w:val="0"/>
-          <w:sz w:val="22"/>
-        </w:rPr>
-        <w:t>(a) Intravenously</w:t>
-      </w:r>
-    </w:p>
-    <w:p>
-      <w:pPr>
-        <w:spacing w:after="0" w:before="0"/>
-      </w:pPr>
-      <w:r>
-        <w:rPr>
-          <w:b w:val="0"/>
-          <w:sz w:val="22"/>
-        </w:rPr>
-        <w:t>(b) Subcutaneously</w:t>
-      </w:r>
-    </w:p>
-    <w:p>
-      <w:pPr>
-        <w:spacing w:after="0" w:before="0"/>
-      </w:pPr>
-      <w:r>
-        <w:rPr>
-          <w:b w:val="0"/>
-          <w:sz w:val="22"/>
-        </w:rPr>
-        <w:t>(c) Intra-dermally</w:t>
-      </w:r>
-    </w:p>
-    <w:p>
-      <w:pPr>
-        <w:spacing w:after="0" w:before="0"/>
-      </w:pPr>
-      <w:r>
-        <w:rPr>
-          <w:b w:val="0"/>
-          <w:sz w:val="22"/>
-        </w:rPr>
-        <w:t>(d) Intramuscularly</w:t>
-      </w:r>
-    </w:p>
-    <w:p>
-      <w:pPr>
-        <w:spacing w:after="0" w:before="40"/>
-      </w:pPr>
-      <w:r>
-        <w:rPr>
-          <w:b/>
-          <w:sz w:val="22"/>
-        </w:rPr>
-        <w:t>Answer: c</w:t>
-      </w:r>
-    </w:p>
-    <w:p>
-      <w:pPr>
-        <w:spacing w:after="0" w:before="0"/>
-      </w:pPr>
-      <w:r>
-        <w:rPr>
-          <w:b w:val="0"/>
-          <w:sz w:val="21"/>
-        </w:rPr>
-        <w:t>Solution: In the tuberculin skin test (Mantoux test), the standard substance protein purified derivative (PPD) is typically injected intradermally into the forearm, which is the correct answer (b). The PPD is a small amount of fluid containing the antigens derived from Mycobacterium tuberculosis. It is injected just below the surface of the skin, specifically within the layers of the dermis. This allows for the accurate assessment of the immune response to the tuberculosis antigens by observing the presence and size of the resulting induration or swelling at the injection site.</w:t>
-      </w:r>
-    </w:p>
-    <w:p>
-      <w:pPr>
-        <w:spacing w:after="0" w:before="0"/>
-      </w:pPr>
-      <w:r>
-        <w:rPr>
-          <w:b w:val="0"/>
-          <w:sz w:val="20"/>
-        </w:rPr>
-        <w:t>Positive Marks: 1</w:t>
-      </w:r>
-    </w:p>
-    <w:p>
-      <w:pPr>
-        <w:spacing w:after="160" w:before="0"/>
-      </w:pPr>
-      <w:r>
-        <w:rPr>
-          <w:b w:val="0"/>
-          <w:sz w:val="20"/>
-        </w:rPr>
-        <w:t>Negative Marks: 0.25</w:t>
-      </w:r>
-    </w:p>
-    <w:p>
-      <w:pPr>
-        <w:spacing w:after="20" w:before="120"/>
-      </w:pPr>
-      <w:r>
-        <w:rPr>
-          <w:b/>
-          <w:sz w:val="22"/>
-        </w:rPr>
-        <w:t>Question: What is the recommended age to start introducing complementary foods to an infant?</w:t>
-      </w:r>
-    </w:p>
-    <w:p>
-      <w:pPr>
-        <w:spacing w:after="0" w:before="0"/>
-      </w:pPr>
-      <w:r>
-        <w:rPr>
-          <w:b w:val="0"/>
-          <w:sz w:val="22"/>
-        </w:rPr>
-        <w:t>(a) 3 months</w:t>
-      </w:r>
-    </w:p>
-    <w:p>
-      <w:pPr>
-        <w:spacing w:after="0" w:before="0"/>
-      </w:pPr>
-      <w:r>
-        <w:rPr>
-          <w:b w:val="0"/>
-          <w:sz w:val="22"/>
-        </w:rPr>
-        <w:t>(b) 6 months</w:t>
-      </w:r>
-    </w:p>
-    <w:p>
-      <w:pPr>
-        <w:spacing w:after="0" w:before="0"/>
-      </w:pPr>
-      <w:r>
-        <w:rPr>
-          <w:b w:val="0"/>
-          <w:sz w:val="22"/>
-        </w:rPr>
-        <w:t>(c) 9 months</w:t>
-      </w:r>
-    </w:p>
-    <w:p>
-      <w:pPr>
-        <w:spacing w:after="0" w:before="0"/>
-      </w:pPr>
-      <w:r>
-        <w:rPr>
-          <w:b w:val="0"/>
-          <w:sz w:val="22"/>
-        </w:rPr>
-        <w:t>(d) 12 months</w:t>
-      </w:r>
-    </w:p>
-    <w:p>
-      <w:pPr>
-        <w:spacing w:after="0" w:before="40"/>
-      </w:pPr>
-      <w:r>
-        <w:rPr>
-          <w:b/>
-          <w:sz w:val="22"/>
-        </w:rPr>
-        <w:t>Answer: b</w:t>
-      </w:r>
-    </w:p>
-    <w:p>
-      <w:pPr>
-        <w:spacing w:after="0" w:before="0"/>
-      </w:pPr>
-      <w:r>
-        <w:rPr>
-          <w:b w:val="0"/>
-          <w:sz w:val="21"/>
-        </w:rPr>
-        <w:t>Solution: The recommended age to start introducing complementary foods to an infant is 6 months. Complementary foods refer to any solid or semi-solid foods introduced to the infant's diet in addition to breast milk or formula. At the age of 6 months, infants require additional nutrients that cannot be provided by breast milk or formula alone. The complementary foods should be introduced gradually, starting with small amounts and single-ingredient foods to assess any allergic reactions. The complementary foods should be soft and mashed to avoid choking hazards, and the baby should be seated upright while feeding (Perry, A. G., Potter, P. A., Ostendorf, W., &amp; Hall, A. M. (2017). Clinical nursing skills &amp; techniques. Elsevier Health Sciences. ).</w:t>
-      </w:r>
-    </w:p>
-    <w:p>
-      <w:pPr>
-        <w:spacing w:after="0" w:before="0"/>
-      </w:pPr>
-      <w:r>
-        <w:rPr>
-          <w:b w:val="0"/>
-          <w:sz w:val="20"/>
-        </w:rPr>
-        <w:t>Positive Marks: 1</w:t>
-      </w:r>
-    </w:p>
-    <w:p>
-      <w:pPr>
-        <w:spacing w:after="160" w:before="0"/>
-      </w:pPr>
-      <w:r>
-        <w:rPr>
-          <w:b w:val="0"/>
-          <w:sz w:val="20"/>
-        </w:rPr>
-        <w:t>Negative Marks: 0.25</w:t>
-      </w:r>
-    </w:p>
-    <w:p>
-      <w:pPr>
-        <w:spacing w:after="20" w:before="120"/>
-      </w:pPr>
-      <w:r>
-        <w:rPr>
-          <w:b/>
-          <w:sz w:val="22"/>
-        </w:rPr>
-        <w:t>Question: According to WHO guidelines, which malnutrition parameter is used at anganwadi centers?</w:t>
-      </w:r>
-    </w:p>
-    <w:p>
-      <w:pPr>
-        <w:spacing w:after="0" w:before="0"/>
-      </w:pPr>
-      <w:r>
-        <w:rPr>
-          <w:b w:val="0"/>
-          <w:sz w:val="22"/>
-        </w:rPr>
-        <w:t>(a) Height for age</w:t>
-      </w:r>
-    </w:p>
-    <w:p>
-      <w:pPr>
-        <w:spacing w:after="0" w:before="0"/>
-      </w:pPr>
-      <w:r>
-        <w:rPr>
-          <w:b w:val="0"/>
-          <w:sz w:val="22"/>
-        </w:rPr>
-        <w:t>(b) Weight for height</w:t>
-      </w:r>
-    </w:p>
-    <w:p>
-      <w:pPr>
-        <w:spacing w:after="0" w:before="0"/>
-      </w:pPr>
-      <w:r>
-        <w:rPr>
-          <w:b w:val="0"/>
-          <w:sz w:val="22"/>
-        </w:rPr>
-        <w:t>(c) MUAC</w:t>
-      </w:r>
-    </w:p>
-    <w:p>
-      <w:pPr>
-        <w:spacing w:after="0" w:before="0"/>
-      </w:pPr>
-      <w:r>
-        <w:rPr>
-          <w:b w:val="0"/>
-          <w:sz w:val="22"/>
-        </w:rPr>
-        <w:t>(d) Chest circumference</w:t>
-      </w:r>
-    </w:p>
-    <w:p>
-      <w:pPr>
-        <w:spacing w:after="0" w:before="40"/>
-      </w:pPr>
-      <w:r>
-        <w:rPr>
-          <w:b/>
-          <w:sz w:val="22"/>
-        </w:rPr>
-        <w:t>Answer: b</w:t>
-      </w:r>
-    </w:p>
-    <w:p>
-      <w:pPr>
-        <w:spacing w:after="0" w:before="0"/>
-      </w:pPr>
-      <w:r>
-        <w:rPr>
-          <w:b w:val="0"/>
-          <w:sz w:val="21"/>
-        </w:rPr>
-        <w:t>Solution: According to WHO guidelines, the malnutrition parameter used at anganwadi centers is weight for height (option a). Anganwadi centers are community-based child care and development centers in India that aim to improve the nutritional status and overall development of children below the age of six. Weight for height, also known as the weight-for-height z-score, is a nutritional indicator that assesses acute malnutrition by comparing a child's weight to their height. It provides information about current malnutrition nutritional status and helps identify children at risk of acute malnutrition who may require targeted interventions and support.</w:t>
-      </w:r>
-    </w:p>
-    <w:p>
-      <w:pPr>
-        <w:spacing w:after="0" w:before="0"/>
-      </w:pPr>
-      <w:r>
-        <w:rPr>
-          <w:b w:val="0"/>
-          <w:sz w:val="20"/>
-        </w:rPr>
-        <w:t>Positive Marks: 1</w:t>
-      </w:r>
-    </w:p>
-    <w:p>
-      <w:pPr>
-        <w:spacing w:after="160" w:before="0"/>
-      </w:pPr>
-      <w:r>
-        <w:rPr>
-          <w:b w:val="0"/>
-          <w:sz w:val="20"/>
-        </w:rPr>
-        <w:t>Negative Marks: 0.25</w:t>
-      </w:r>
-    </w:p>
-    <w:p>
-      <w:pPr>
-        <w:spacing w:after="20" w:before="120"/>
-      </w:pPr>
-      <w:r>
-        <w:rPr>
-          <w:b/>
-          <w:sz w:val="22"/>
-        </w:rPr>
-        <w:t>Question: What is the immediate priority first aid management for chemical splash/foreign substance in the eye?</w:t>
-      </w:r>
-    </w:p>
-    <w:p>
-      <w:pPr>
-        <w:spacing w:after="0" w:before="0"/>
-      </w:pPr>
-      <w:r>
-        <w:rPr>
-          <w:b w:val="0"/>
-          <w:sz w:val="22"/>
-        </w:rPr>
-        <w:t>(a) Cover with tight pressure patch</w:t>
-      </w:r>
-    </w:p>
-    <w:p>
-      <w:pPr>
-        <w:spacing w:after="0" w:before="0"/>
-      </w:pPr>
-      <w:r>
-        <w:rPr>
-          <w:b w:val="0"/>
-          <w:sz w:val="22"/>
-        </w:rPr>
-        <w:t>(b) Copious eye irrigation with clean water or Normal Saline for 15-20 mins</w:t>
-      </w:r>
-    </w:p>
-    <w:p>
-      <w:pPr>
-        <w:spacing w:after="0" w:before="0"/>
-      </w:pPr>
-      <w:r>
-        <w:rPr>
-          <w:b w:val="0"/>
-          <w:sz w:val="22"/>
-        </w:rPr>
-        <w:t>(c) Administer oral analgesics</w:t>
-      </w:r>
-    </w:p>
-    <w:p>
-      <w:pPr>
-        <w:spacing w:after="0" w:before="0"/>
-      </w:pPr>
-      <w:r>
-        <w:rPr>
-          <w:b w:val="0"/>
-          <w:sz w:val="22"/>
-        </w:rPr>
-        <w:t>(d) Attempt manual removal</w:t>
-      </w:r>
-    </w:p>
-    <w:p>
-      <w:pPr>
-        <w:spacing w:after="0" w:before="40"/>
-      </w:pPr>
-      <w:r>
-        <w:rPr>
-          <w:b/>
-          <w:sz w:val="22"/>
-        </w:rPr>
-        <w:t>Answer: b</w:t>
-      </w:r>
-    </w:p>
-    <w:p>
-      <w:pPr>
-        <w:spacing w:after="0" w:before="0"/>
-      </w:pPr>
-      <w:r>
-        <w:rPr>
-          <w:b w:val="0"/>
-          <w:sz w:val="21"/>
-        </w:rPr>
-        <w:t>Solution: Immediate, continuous flushing with clean water or sterile normal saline for at least 15–20 minutes is essential to dilute and remove chemical irritants.</w:t>
-      </w:r>
-    </w:p>
-    <w:p>
-      <w:pPr>
-        <w:spacing w:after="0" w:before="0"/>
-      </w:pPr>
-      <w:r>
-        <w:rPr>
-          <w:b w:val="0"/>
-          <w:sz w:val="20"/>
-        </w:rPr>
-        <w:t>Positive Marks: 1</w:t>
-      </w:r>
-    </w:p>
-    <w:p>
-      <w:pPr>
-        <w:spacing w:after="160" w:before="0"/>
-      </w:pPr>
-      <w:r>
-        <w:rPr>
-          <w:b w:val="0"/>
-          <w:sz w:val="20"/>
-        </w:rPr>
-        <w:t>Negative Marks: 0.25</w:t>
-      </w:r>
-    </w:p>
-    <w:p>
-      <w:pPr>
-        <w:spacing w:after="20" w:before="120"/>
-      </w:pPr>
-      <w:r>
-        <w:rPr>
-          <w:b/>
-          <w:sz w:val="22"/>
-        </w:rPr>
-        <w:t>Question: The nurse should position a patient after lumbar puncture in:</w:t>
-      </w:r>
-    </w:p>
-    <w:p>
-      <w:pPr>
-        <w:spacing w:after="0" w:before="0"/>
-      </w:pPr>
-      <w:r>
-        <w:rPr>
-          <w:b w:val="0"/>
-          <w:sz w:val="22"/>
-        </w:rPr>
-        <w:t>(a) Sitting upright</w:t>
-      </w:r>
-    </w:p>
-    <w:p>
-      <w:pPr>
-        <w:spacing w:after="0" w:before="0"/>
-      </w:pPr>
-      <w:r>
-        <w:rPr>
-          <w:b w:val="0"/>
-          <w:sz w:val="22"/>
-        </w:rPr>
-        <w:t>(b) Prone</w:t>
-      </w:r>
-    </w:p>
-    <w:p>
-      <w:pPr>
-        <w:spacing w:after="0" w:before="0"/>
-      </w:pPr>
-      <w:r>
-        <w:rPr>
-          <w:b w:val="0"/>
-          <w:sz w:val="22"/>
-        </w:rPr>
-        <w:t>(c) Flat (supine) for a few hours</w:t>
-      </w:r>
-    </w:p>
-    <w:p>
-      <w:pPr>
-        <w:spacing w:after="0" w:before="0"/>
-      </w:pPr>
-      <w:r>
-        <w:rPr>
-          <w:b w:val="0"/>
-          <w:sz w:val="22"/>
-        </w:rPr>
-        <w:t>(d) Trendelenburg</w:t>
-      </w:r>
-    </w:p>
-    <w:p>
-      <w:pPr>
-        <w:spacing w:after="0" w:before="40"/>
-      </w:pPr>
-      <w:r>
-        <w:rPr>
-          <w:b/>
-          <w:sz w:val="22"/>
-        </w:rPr>
-        <w:t>Answer: c</w:t>
-      </w:r>
-    </w:p>
-    <w:p>
-      <w:pPr>
-        <w:spacing w:after="0" w:before="0"/>
-      </w:pPr>
-      <w:r>
-        <w:rPr>
-          <w:b w:val="0"/>
-          <w:sz w:val="21"/>
-        </w:rPr>
-        <w:t>Solution: The patient lies flat for a few hours after lumbar puncture to prevent post-dural puncture headache.</w:t>
-      </w:r>
-    </w:p>
-    <w:p>
-      <w:pPr>
-        <w:spacing w:after="0" w:before="0"/>
-      </w:pPr>
-      <w:r>
-        <w:rPr>
-          <w:b w:val="0"/>
-          <w:sz w:val="20"/>
-        </w:rPr>
-        <w:t>Positive Marks: 1</w:t>
-      </w:r>
-    </w:p>
-    <w:p>
-      <w:pPr>
-        <w:spacing w:after="160" w:before="0"/>
-      </w:pPr>
-      <w:r>
-        <w:rPr>
-          <w:b w:val="0"/>
-          <w:sz w:val="20"/>
-        </w:rPr>
-        <w:t>Negative Marks: 0.25</w:t>
-      </w:r>
-    </w:p>
-    <w:p>
-      <w:pPr>
-        <w:spacing w:after="20" w:before="120"/>
-      </w:pPr>
-      <w:r>
-        <w:rPr>
-          <w:b/>
-          <w:sz w:val="22"/>
-        </w:rPr>
-        <w:t>Question: Which among the following is the sign of severe dehydration among infants?</w:t>
-      </w:r>
-    </w:p>
-    <w:p>
-      <w:pPr>
-        <w:spacing w:after="0" w:before="0"/>
-      </w:pPr>
-      <w:r>
-        <w:rPr>
-          <w:b w:val="0"/>
-          <w:sz w:val="22"/>
-        </w:rPr>
-        <w:t>(a) Anxiety and increased skin turgor</w:t>
-      </w:r>
-    </w:p>
-    <w:p>
-      <w:pPr>
-        <w:spacing w:after="0" w:before="0"/>
-      </w:pPr>
-      <w:r>
-        <w:rPr>
-          <w:b w:val="0"/>
-          <w:sz w:val="22"/>
-        </w:rPr>
-        <w:t>(b) Excessive crying and excessive thirst</w:t>
-      </w:r>
-    </w:p>
-    <w:p>
-      <w:pPr>
-        <w:spacing w:after="0" w:before="0"/>
-      </w:pPr>
-      <w:r>
-        <w:rPr>
-          <w:b w:val="0"/>
-          <w:sz w:val="22"/>
-        </w:rPr>
-        <w:t>(c) Drowsiness, bulging fontanelle and decreased skin turgor</w:t>
-      </w:r>
-    </w:p>
-    <w:p>
-      <w:pPr>
-        <w:spacing w:after="0" w:before="0"/>
-      </w:pPr>
-      <w:r>
-        <w:rPr>
-          <w:b w:val="0"/>
-          <w:sz w:val="22"/>
-        </w:rPr>
-        <w:t>(d) Drowsiness, depressed fontanelle and decreased skin turgor</w:t>
-      </w:r>
-    </w:p>
-    <w:p>
-      <w:pPr>
-        <w:spacing w:after="0" w:before="40"/>
-      </w:pPr>
-      <w:r>
-        <w:rPr>
-          <w:b/>
-          <w:sz w:val="22"/>
-        </w:rPr>
-        <w:t>Answer: d</w:t>
-      </w:r>
-    </w:p>
-    <w:p>
-      <w:pPr>
-        <w:spacing w:after="0" w:before="0"/>
-      </w:pPr>
-      <w:r>
-        <w:rPr>
-          <w:b w:val="0"/>
-          <w:sz w:val="21"/>
-        </w:rPr>
-        <w:t>Solution: Severe dehydration in infants presents with drowsiness, sunken (depressed) fontanelle and decreased skin turgor.</w:t>
-      </w:r>
-    </w:p>
-    <w:p>
-      <w:pPr>
-        <w:spacing w:after="0" w:before="0"/>
-      </w:pPr>
-      <w:r>
-        <w:rPr>
-          <w:b w:val="0"/>
-          <w:sz w:val="20"/>
-        </w:rPr>
-        <w:t>Positive Marks: 1</w:t>
-      </w:r>
-    </w:p>
-    <w:p>
-      <w:pPr>
-        <w:spacing w:after="160" w:before="0"/>
-      </w:pPr>
-      <w:r>
-        <w:rPr>
-          <w:b w:val="0"/>
-          <w:sz w:val="20"/>
-        </w:rPr>
-        <w:t>Negative Marks: 0.25</w:t>
-      </w:r>
-    </w:p>
-    <w:p>
-      <w:pPr>
-        <w:spacing w:after="20" w:before="120"/>
-      </w:pPr>
-      <w:r>
-        <w:rPr>
-          <w:b/>
-          <w:sz w:val="22"/>
-        </w:rPr>
-        <w:t>Question: The earliest symptom of Hyponatremia is:</w:t>
-      </w:r>
-    </w:p>
-    <w:p>
-      <w:pPr>
-        <w:spacing w:after="0" w:before="0"/>
-      </w:pPr>
-      <w:r>
-        <w:rPr>
-          <w:b w:val="0"/>
-          <w:sz w:val="22"/>
-        </w:rPr>
-        <w:t>(a) Fatigue</w:t>
-      </w:r>
-    </w:p>
-    <w:p>
-      <w:pPr>
-        <w:spacing w:after="0" w:before="0"/>
-      </w:pPr>
-      <w:r>
-        <w:rPr>
-          <w:b w:val="0"/>
-          <w:sz w:val="22"/>
-        </w:rPr>
-        <w:t>(b) Ataxia</w:t>
-      </w:r>
-    </w:p>
-    <w:p>
-      <w:pPr>
-        <w:spacing w:after="0" w:before="0"/>
-      </w:pPr>
-      <w:r>
-        <w:rPr>
-          <w:b w:val="0"/>
-          <w:sz w:val="22"/>
-        </w:rPr>
-        <w:t>(c) Thirst</w:t>
-      </w:r>
-    </w:p>
-    <w:p>
-      <w:pPr>
-        <w:spacing w:after="0" w:before="0"/>
-      </w:pPr>
-      <w:r>
-        <w:rPr>
-          <w:b w:val="0"/>
-          <w:sz w:val="22"/>
-        </w:rPr>
-        <w:t>(d) Weakness</w:t>
-      </w:r>
-    </w:p>
-    <w:p>
-      <w:pPr>
-        <w:spacing w:after="0" w:before="40"/>
-      </w:pPr>
-      <w:r>
-        <w:rPr>
-          <w:b/>
-          <w:sz w:val="22"/>
-        </w:rPr>
-        <w:t>Answer: a</w:t>
-      </w:r>
-    </w:p>
-    <w:p>
-      <w:pPr>
-        <w:spacing w:after="0" w:before="0"/>
-      </w:pPr>
-      <w:r>
-        <w:rPr>
-          <w:b w:val="0"/>
-          <w:sz w:val="21"/>
-        </w:rPr>
-        <w:t>Solution: Fatigue is the earliest symptom of hyponatremia (mild sodium depletion).</w:t>
-      </w:r>
-    </w:p>
-    <w:p>
-      <w:pPr>
-        <w:spacing w:after="0" w:before="0"/>
-      </w:pPr>
-      <w:r>
-        <w:rPr>
-          <w:b w:val="0"/>
-          <w:sz w:val="20"/>
-        </w:rPr>
-        <w:t>Positive Marks: 1</w:t>
-      </w:r>
-    </w:p>
-    <w:p>
-      <w:pPr>
-        <w:spacing w:after="160" w:before="0"/>
-      </w:pPr>
-      <w:r>
-        <w:rPr>
-          <w:b w:val="0"/>
-          <w:sz w:val="20"/>
-        </w:rPr>
-        <w:t>Negative Marks: 0.25</w:t>
-      </w:r>
-    </w:p>
-    <w:p>
-      <w:pPr>
-        <w:spacing w:after="20" w:before="120"/>
-      </w:pPr>
-      <w:r>
-        <w:rPr>
-          <w:b/>
-          <w:sz w:val="22"/>
-        </w:rPr>
-        <w:t>Question: In the emergency department, during CPR of a neonate, the on-duty nurse is unable to access a venous site. What is the priority next action?</w:t>
-      </w:r>
-    </w:p>
-    <w:p>
-      <w:pPr>
-        <w:spacing w:after="0" w:before="0"/>
-      </w:pPr>
-      <w:r>
-        <w:rPr>
-          <w:b w:val="0"/>
-          <w:sz w:val="22"/>
-        </w:rPr>
-        <w:t>(a) Direct injection into an artery</w:t>
-      </w:r>
-    </w:p>
-    <w:p>
-      <w:pPr>
-        <w:spacing w:after="0" w:before="0"/>
-      </w:pPr>
-      <w:r>
-        <w:rPr>
-          <w:b w:val="0"/>
-          <w:sz w:val="22"/>
-        </w:rPr>
-        <w:t>(b) Direct injection into the intraosseous space of the tibia</w:t>
-      </w:r>
-    </w:p>
-    <w:p>
-      <w:pPr>
-        <w:spacing w:after="0" w:before="0"/>
-      </w:pPr>
-      <w:r>
-        <w:rPr>
-          <w:b w:val="0"/>
-          <w:sz w:val="22"/>
-        </w:rPr>
-        <w:t>(c) Cut down and inject directly</w:t>
-      </w:r>
-    </w:p>
-    <w:p>
-      <w:pPr>
-        <w:spacing w:after="0" w:before="0"/>
-      </w:pPr>
-      <w:r>
-        <w:rPr>
-          <w:b w:val="0"/>
-          <w:sz w:val="22"/>
-        </w:rPr>
-        <w:t>(d) Plan for a central line</w:t>
-      </w:r>
-    </w:p>
-    <w:p>
-      <w:pPr>
-        <w:spacing w:after="0" w:before="40"/>
-      </w:pPr>
-      <w:r>
-        <w:rPr>
-          <w:b/>
-          <w:sz w:val="22"/>
-        </w:rPr>
-        <w:t>Answer: b</w:t>
-      </w:r>
-    </w:p>
-    <w:p>
-      <w:pPr>
-        <w:spacing w:after="0" w:before="0"/>
-      </w:pPr>
-      <w:r>
-        <w:rPr>
-          <w:b w:val="0"/>
-          <w:sz w:val="21"/>
-        </w:rPr>
-        <w:t>Solution: If venous access cannot be established within 90 seconds (3 attempts) during neonatal resuscitation, intraosseous (IO) access is the preferred alternative route for drugs and fluids.</w:t>
-      </w:r>
-    </w:p>
-    <w:p>
-      <w:pPr>
-        <w:spacing w:after="0" w:before="0"/>
-      </w:pPr>
-      <w:r>
-        <w:rPr>
-          <w:b w:val="0"/>
-          <w:sz w:val="20"/>
-        </w:rPr>
-        <w:t>Positive Marks: 1</w:t>
-      </w:r>
-    </w:p>
-    <w:p>
-      <w:pPr>
-        <w:spacing w:after="160" w:before="0"/>
-      </w:pPr>
-      <w:r>
-        <w:rPr>
-          <w:b w:val="0"/>
-          <w:sz w:val="20"/>
-        </w:rPr>
-        <w:t>Negative Marks: 0.25</w:t>
-      </w:r>
-    </w:p>
-    <w:p>
-      <w:pPr>
-        <w:spacing w:after="20" w:before="120"/>
-      </w:pPr>
-      <w:r>
-        <w:rPr>
-          <w:b/>
-          <w:sz w:val="22"/>
-        </w:rPr>
-        <w:t>Question: A female came to hospital with a breast nodule of size 2 c.m which is freely movable, palpable but no nipple discharge is seen from the breast. What is the best investigation for this condition?</w:t>
-      </w:r>
-    </w:p>
-    <w:p>
-      <w:pPr>
-        <w:spacing w:after="0" w:before="0"/>
-      </w:pPr>
-      <w:r>
-        <w:rPr>
-          <w:b w:val="0"/>
-          <w:sz w:val="22"/>
-        </w:rPr>
-        <w:t>(a) Breast U.S.G</w:t>
-      </w:r>
-    </w:p>
-    <w:p>
-      <w:pPr>
-        <w:spacing w:after="0" w:before="0"/>
-      </w:pPr>
-      <w:r>
-        <w:rPr>
-          <w:b w:val="0"/>
-          <w:sz w:val="22"/>
-        </w:rPr>
-        <w:t>(b) F.N.A.C</w:t>
-      </w:r>
-    </w:p>
-    <w:p>
-      <w:pPr>
-        <w:spacing w:after="0" w:before="0"/>
-      </w:pPr>
-      <w:r>
-        <w:rPr>
-          <w:b w:val="0"/>
-          <w:sz w:val="22"/>
-        </w:rPr>
-        <w:t>(c) Core needle biopsy</w:t>
-      </w:r>
-    </w:p>
-    <w:p>
-      <w:pPr>
-        <w:spacing w:after="0" w:before="0"/>
-      </w:pPr>
-      <w:r>
-        <w:rPr>
-          <w:b w:val="0"/>
-          <w:sz w:val="22"/>
-        </w:rPr>
-        <w:t>(d) Mammography</w:t>
-      </w:r>
-    </w:p>
-    <w:p>
-      <w:pPr>
-        <w:spacing w:after="0" w:before="40"/>
-      </w:pPr>
-      <w:r>
-        <w:rPr>
-          <w:b/>
-          <w:sz w:val="22"/>
-        </w:rPr>
-        <w:t>Answer: d</w:t>
-      </w:r>
-    </w:p>
-    <w:p>
-      <w:pPr>
-        <w:spacing w:after="0" w:before="0"/>
-      </w:pPr>
-      <w:r>
-        <w:rPr>
-          <w:b w:val="0"/>
-          <w:sz w:val="21"/>
-        </w:rPr>
-        <w:t>Solution: A movable, palpable breast nodule with skin retraction is investigated with mammography.</w:t>
-      </w:r>
-    </w:p>
-    <w:p>
-      <w:pPr>
-        <w:spacing w:after="0" w:before="0"/>
-      </w:pPr>
-      <w:r>
-        <w:rPr>
-          <w:b w:val="0"/>
-          <w:sz w:val="20"/>
-        </w:rPr>
-        <w:t>Positive Marks: 1</w:t>
-      </w:r>
-    </w:p>
-    <w:p>
-      <w:pPr>
-        <w:spacing w:after="160" w:before="0"/>
-      </w:pPr>
-      <w:r>
-        <w:rPr>
-          <w:b w:val="0"/>
-          <w:sz w:val="20"/>
-        </w:rPr>
-        <w:t>Negative Marks: 0.25</w:t>
-      </w:r>
-    </w:p>
-    <w:p>
-      <w:pPr>
-        <w:spacing w:after="20" w:before="120"/>
-      </w:pPr>
-      <w:r>
-        <w:rPr>
-          <w:b/>
-          <w:sz w:val="22"/>
-        </w:rPr>
-        <w:t>Question: A client receiving IV oxytocin for labor augmentation has a fetal heart rate of 90 beats/min with late decelerations. What should the nurse do FIRST?</w:t>
-      </w:r>
-    </w:p>
-    <w:p>
-      <w:pPr>
-        <w:spacing w:after="0" w:before="0"/>
-      </w:pPr>
-      <w:r>
-        <w:rPr>
-          <w:b w:val="0"/>
-          <w:sz w:val="22"/>
-        </w:rPr>
-        <w:t>(a) Turn the client onto her back</w:t>
-      </w:r>
-    </w:p>
-    <w:p>
-      <w:pPr>
-        <w:spacing w:after="0" w:before="0"/>
-      </w:pPr>
-      <w:r>
-        <w:rPr>
-          <w:b w:val="0"/>
-          <w:sz w:val="22"/>
-        </w:rPr>
-        <w:t>(b) Administer an IV fluid bolus of 500 mL</w:t>
-      </w:r>
-    </w:p>
-    <w:p>
-      <w:pPr>
-        <w:spacing w:after="0" w:before="0"/>
-      </w:pPr>
-      <w:r>
-        <w:rPr>
-          <w:b w:val="0"/>
-          <w:sz w:val="22"/>
-        </w:rPr>
-        <w:t>(c) Stop the oxytocin infusion</w:t>
-      </w:r>
-    </w:p>
-    <w:p>
-      <w:pPr>
-        <w:spacing w:after="0" w:before="0"/>
-      </w:pPr>
-      <w:r>
-        <w:rPr>
-          <w:b w:val="0"/>
-          <w:sz w:val="22"/>
-        </w:rPr>
-        <w:t>(d) Increase the infusion rate</w:t>
-      </w:r>
-    </w:p>
-    <w:p>
-      <w:pPr>
-        <w:spacing w:after="0" w:before="40"/>
-      </w:pPr>
-      <w:r>
-        <w:rPr>
-          <w:b/>
-          <w:sz w:val="22"/>
-        </w:rPr>
-        <w:t>Answer: c</w:t>
-      </w:r>
-    </w:p>
-    <w:p>
-      <w:pPr>
-        <w:spacing w:after="0" w:before="0"/>
-      </w:pPr>
-      <w:r>
-        <w:rPr>
-          <w:b w:val="0"/>
-          <w:sz w:val="21"/>
-        </w:rPr>
-        <w:t>Solution: Late decelerations indicate uteroplacental insufficiency; the oxytocin is stopped immediately, the client turned to the left side, and oxygen and fluids given while the provider is notified.</w:t>
-      </w:r>
-    </w:p>
-    <w:p>
-      <w:pPr>
-        <w:spacing w:after="0" w:before="0"/>
-      </w:pPr>
-      <w:r>
-        <w:rPr>
-          <w:b w:val="0"/>
-          <w:sz w:val="20"/>
-        </w:rPr>
-        <w:t>Positive Marks: 1</w:t>
-      </w:r>
-    </w:p>
-    <w:p>
-      <w:pPr>
-        <w:spacing w:after="160" w:before="0"/>
-      </w:pPr>
-      <w:r>
-        <w:rPr>
-          <w:b w:val="0"/>
-          <w:sz w:val="20"/>
-        </w:rPr>
-        <w:t>Negative Marks: 0.25</w:t>
-      </w:r>
-    </w:p>
-    <w:p>
-      <w:pPr>
-        <w:spacing w:after="20" w:before="120"/>
-      </w:pPr>
-      <w:r>
-        <w:rPr>
-          <w:b/>
-          <w:sz w:val="22"/>
-        </w:rPr>
-        <w:t>Question: What room temperature should be maintained during the period of phototherapy?</w:t>
-      </w:r>
-    </w:p>
-    <w:p>
-      <w:pPr>
-        <w:spacing w:after="0" w:before="0"/>
-      </w:pPr>
-      <w:r>
-        <w:rPr>
-          <w:b w:val="0"/>
-          <w:sz w:val="22"/>
-        </w:rPr>
-        <w:t>(a) 26-28°C</w:t>
-      </w:r>
-    </w:p>
-    <w:p>
-      <w:pPr>
-        <w:spacing w:after="0" w:before="0"/>
-      </w:pPr>
-      <w:r>
-        <w:rPr>
-          <w:b w:val="0"/>
-          <w:sz w:val="22"/>
-        </w:rPr>
-        <w:t>(b) 30-32°C</w:t>
-      </w:r>
-    </w:p>
-    <w:p>
-      <w:pPr>
-        <w:spacing w:after="0" w:before="0"/>
-      </w:pPr>
-      <w:r>
-        <w:rPr>
-          <w:b w:val="0"/>
-          <w:sz w:val="22"/>
-        </w:rPr>
-        <w:t>(c) 24-26°C</w:t>
-      </w:r>
-    </w:p>
-    <w:p>
-      <w:pPr>
-        <w:spacing w:after="0" w:before="0"/>
-      </w:pPr>
-      <w:r>
-        <w:rPr>
-          <w:b w:val="0"/>
-          <w:sz w:val="22"/>
-        </w:rPr>
-        <w:t>(d) 28-30°C</w:t>
-      </w:r>
-    </w:p>
-    <w:p>
-      <w:pPr>
-        <w:spacing w:after="0" w:before="40"/>
-      </w:pPr>
-      <w:r>
-        <w:rPr>
-          <w:b/>
-          <w:sz w:val="22"/>
-        </w:rPr>
-        <w:t>Answer: d</w:t>
-      </w:r>
-    </w:p>
-    <w:p>
-      <w:pPr>
-        <w:spacing w:after="0" w:before="0"/>
-      </w:pPr>
-      <w:r>
-        <w:rPr>
-          <w:b w:val="0"/>
-          <w:sz w:val="21"/>
-        </w:rPr>
-        <w:t>Solution: A room temperature of 28-30°C is maintained during phototherapy to prevent hypothermia in the neonate.</w:t>
-      </w:r>
-    </w:p>
-    <w:p>
-      <w:pPr>
-        <w:spacing w:after="0" w:before="0"/>
-      </w:pPr>
-      <w:r>
-        <w:rPr>
-          <w:b w:val="0"/>
-          <w:sz w:val="20"/>
-        </w:rPr>
-        <w:t>Positive Marks: 1</w:t>
-      </w:r>
-    </w:p>
-    <w:p>
-      <w:pPr>
-        <w:spacing w:after="160" w:before="0"/>
-      </w:pPr>
-      <w:r>
-        <w:rPr>
-          <w:b w:val="0"/>
-          <w:sz w:val="20"/>
-        </w:rPr>
-        <w:t>Negative Marks: 0.25</w:t>
-      </w:r>
-    </w:p>
-    <w:p>
-      <w:pPr>
-        <w:spacing w:after="20" w:before="120"/>
-      </w:pPr>
-      <w:r>
-        <w:rPr>
-          <w:b/>
-          <w:sz w:val="22"/>
-        </w:rPr>
-        <w:t>Question: Boat (Ship) is related to Rope; what is related to Foot?</w:t>
-      </w:r>
-    </w:p>
-    <w:p>
-      <w:pPr>
-        <w:spacing w:after="0" w:before="0"/>
-      </w:pPr>
-      <w:r>
-        <w:rPr>
-          <w:b w:val="0"/>
-          <w:sz w:val="22"/>
-        </w:rPr>
-        <w:t>(a) Measuring Tape</w:t>
-      </w:r>
-    </w:p>
-    <w:p>
-      <w:pPr>
-        <w:spacing w:after="0" w:before="0"/>
-      </w:pPr>
-      <w:r>
-        <w:rPr>
-          <w:b w:val="0"/>
-          <w:sz w:val="22"/>
-        </w:rPr>
-        <w:t>(b) Mug of Water</w:t>
-      </w:r>
-    </w:p>
-    <w:p>
-      <w:pPr>
-        <w:spacing w:after="0" w:before="0"/>
-      </w:pPr>
-      <w:r>
-        <w:rPr>
-          <w:b w:val="0"/>
-          <w:sz w:val="22"/>
-        </w:rPr>
-        <w:t>(c) Speaker</w:t>
-      </w:r>
-    </w:p>
-    <w:p>
-      <w:pPr>
-        <w:spacing w:after="0" w:before="0"/>
-      </w:pPr>
-      <w:r>
-        <w:rPr>
-          <w:b w:val="0"/>
-          <w:sz w:val="22"/>
-        </w:rPr>
-        <w:t>(d) Wall Clock</w:t>
-      </w:r>
-    </w:p>
-    <w:p>
-      <w:pPr>
-        <w:spacing w:after="0" w:before="40"/>
-      </w:pPr>
-      <w:r>
-        <w:rPr>
-          <w:b/>
-          <w:sz w:val="22"/>
-        </w:rPr>
-        <w:t>Answer: a</w:t>
-      </w:r>
-    </w:p>
-    <w:p>
-      <w:pPr>
-        <w:spacing w:after="0" w:before="0"/>
-      </w:pPr>
-      <w:r>
-        <w:rPr>
-          <w:b w:val="0"/>
-          <w:sz w:val="21"/>
-        </w:rPr>
-        <w:t>Solution: If "Boat (Ship)" is related to "Rope," then the correct choice related to "Foot" would be "Measuring Tape." In this analogy, "Rope" is a tool or object commonly associated with a "Boat" or "Ship" for various purposes such as tying, anchoring, or controlling the vessel. Similarly, "Measuring Tape" is a tool commonly associated with "Foot" for measuring length or distance. The other options, "Speaker," "Wall Clock," and "Mug of Water," do not have a direct association with "Foot." Synonyms English)</w:t>
-      </w:r>
-    </w:p>
-    <w:p>
-      <w:pPr>
-        <w:spacing w:after="0" w:before="0"/>
-      </w:pPr>
-      <w:r>
-        <w:rPr>
-          <w:b w:val="0"/>
-          <w:sz w:val="20"/>
-        </w:rPr>
-        <w:t>Positive Marks: 1</w:t>
-      </w:r>
-    </w:p>
-    <w:p>
-      <w:pPr>
-        <w:spacing w:after="160" w:before="0"/>
-      </w:pPr>
-      <w:r>
-        <w:rPr>
-          <w:b w:val="0"/>
-          <w:sz w:val="20"/>
-        </w:rPr>
-        <w:t>Negative Marks: 0.25</w:t>
-      </w:r>
-    </w:p>
-    <w:p>
-      <w:pPr>
-        <w:spacing w:after="20" w:before="120"/>
-      </w:pPr>
-      <w:r>
-        <w:rPr>
-          <w:b/>
-          <w:sz w:val="22"/>
-        </w:rPr>
-        <w:t>Question: Which of the following factors is a common cause of fatty diarrhoea?</w:t>
-      </w:r>
-    </w:p>
-    <w:p>
-      <w:pPr>
-        <w:spacing w:after="0" w:before="0"/>
-      </w:pPr>
-      <w:r>
-        <w:rPr>
-          <w:b w:val="0"/>
-          <w:sz w:val="22"/>
-        </w:rPr>
-        <w:t>(a) Bacterial and viral infection</w:t>
-      </w:r>
-    </w:p>
-    <w:p>
-      <w:pPr>
-        <w:spacing w:after="0" w:before="0"/>
-      </w:pPr>
-      <w:r>
-        <w:rPr>
-          <w:b w:val="0"/>
-          <w:sz w:val="22"/>
-        </w:rPr>
-        <w:t>(b) Celiac disease</w:t>
-      </w:r>
-    </w:p>
-    <w:p>
-      <w:pPr>
-        <w:spacing w:after="0" w:before="0"/>
-      </w:pPr>
-      <w:r>
-        <w:rPr>
-          <w:b w:val="0"/>
-          <w:sz w:val="22"/>
-        </w:rPr>
-        <w:t>(c) Lactose intolerance</w:t>
-      </w:r>
-    </w:p>
-    <w:p>
-      <w:pPr>
-        <w:spacing w:after="0" w:before="0"/>
-      </w:pPr>
-      <w:r>
-        <w:rPr>
-          <w:b w:val="0"/>
-          <w:sz w:val="22"/>
-        </w:rPr>
-        <w:t>(d) Sucrose intolerance</w:t>
-      </w:r>
-    </w:p>
-    <w:p>
-      <w:pPr>
-        <w:spacing w:after="0" w:before="40"/>
-      </w:pPr>
-      <w:r>
-        <w:rPr>
-          <w:b/>
-          <w:sz w:val="22"/>
-        </w:rPr>
-        <w:t>Answer: b</w:t>
-      </w:r>
-    </w:p>
-    <w:p>
-      <w:pPr>
-        <w:spacing w:after="0" w:before="0"/>
-      </w:pPr>
-      <w:r>
-        <w:rPr>
-          <w:b w:val="0"/>
-          <w:sz w:val="21"/>
-        </w:rPr>
-        <w:t>Solution: Fatty diarrhoea (steatorrhoea) is a common feature of coeliac disease (malabsorption of fat).</w:t>
-      </w:r>
-    </w:p>
-    <w:p>
-      <w:pPr>
-        <w:spacing w:after="0" w:before="0"/>
-      </w:pPr>
-      <w:r>
-        <w:rPr>
-          <w:b w:val="0"/>
-          <w:sz w:val="20"/>
-        </w:rPr>
-        <w:t>Positive Marks: 1</w:t>
-      </w:r>
-    </w:p>
-    <w:p>
-      <w:pPr>
-        <w:spacing w:after="160" w:before="0"/>
-      </w:pPr>
-      <w:r>
-        <w:rPr>
-          <w:b w:val="0"/>
-          <w:sz w:val="20"/>
-        </w:rPr>
-        <w:t>Negative Marks: 0.25</w:t>
-      </w:r>
-    </w:p>
-    <w:p>
-      <w:pPr>
-        <w:spacing w:after="20" w:before="120"/>
-      </w:pPr>
-      <w:r>
-        <w:rPr>
-          <w:b/>
-          <w:sz w:val="22"/>
-        </w:rPr>
-        <w:t>Question: A child who has type 1 diabetes mellitus admitted in the hospital, a nurse gave him broccoli vegetable to eat but the children refused to eat and requesting to the nurse add the corn in their diet then what should nurse`s response? COVID-19 - disinfectanl , microbiolog C ( Nutrition]</w:t>
-      </w:r>
-    </w:p>
-    <w:p>
-      <w:pPr>
-        <w:spacing w:after="0" w:before="0"/>
-      </w:pPr>
-      <w:r>
-        <w:rPr>
-          <w:b w:val="0"/>
-          <w:sz w:val="22"/>
-        </w:rPr>
-        <w:t>(a) Vegetable can exchange with vegetable only</w:t>
-      </w:r>
-    </w:p>
-    <w:p>
-      <w:pPr>
-        <w:spacing w:after="0" w:before="0"/>
-      </w:pPr>
-      <w:r>
-        <w:rPr>
-          <w:b w:val="0"/>
-          <w:sz w:val="22"/>
-        </w:rPr>
-        <w:t>(b) No exchange of vegetable permitted</w:t>
-      </w:r>
-    </w:p>
-    <w:p>
-      <w:pPr>
-        <w:spacing w:after="0" w:before="0"/>
-      </w:pPr>
-      <w:r>
-        <w:rPr>
-          <w:b w:val="0"/>
-          <w:sz w:val="22"/>
-        </w:rPr>
-        <w:t>(c) Assure the child that tomorrow will add a new thing</w:t>
-      </w:r>
-    </w:p>
-    <w:p>
-      <w:pPr>
-        <w:spacing w:after="0" w:before="0"/>
-      </w:pPr>
-      <w:r>
-        <w:rPr>
-          <w:b w:val="0"/>
-          <w:sz w:val="22"/>
-        </w:rPr>
-        <w:t>(d) Impose the force to eating broccoli</w:t>
-      </w:r>
-    </w:p>
-    <w:p>
-      <w:pPr>
-        <w:spacing w:after="0" w:before="40"/>
-      </w:pPr>
-      <w:r>
-        <w:rPr>
-          <w:b/>
-          <w:sz w:val="22"/>
-        </w:rPr>
-        <w:t>Answer: a</w:t>
-      </w:r>
-    </w:p>
-    <w:p>
-      <w:pPr>
-        <w:spacing w:after="0" w:before="0"/>
-      </w:pPr>
-      <w:r>
-        <w:rPr>
-          <w:b w:val="0"/>
-          <w:sz w:val="21"/>
-        </w:rPr>
-        <w:t>Solution: In a situation where a child with type 1 diabetes mellitus refuses to eat a recommended vegetable, the nurse should offer to exchange the vegetable with another vegetable, but not with non-vegetable options. According to the American Diabetes Association (ADA), meal planning for children with diabetes should include a variety of healthy foods, including vegetables, with a focus on controlling carbohydrate intake to maintain optimal blood glucose levels. However, the ADA also recognizes that it is important to work with children and their families to individualize meal plans to meet their needs and preferences while still achieving glycemic targets. (ADA, 2021)</w:t>
-      </w:r>
-    </w:p>
-    <w:p>
-      <w:pPr>
-        <w:spacing w:after="0" w:before="0"/>
-      </w:pPr>
-      <w:r>
-        <w:rPr>
-          <w:b w:val="0"/>
-          <w:sz w:val="20"/>
-        </w:rPr>
-        <w:t>Positive Marks: 1</w:t>
-      </w:r>
-    </w:p>
-    <w:p>
-      <w:pPr>
-        <w:spacing w:after="160" w:before="0"/>
-      </w:pPr>
-      <w:r>
-        <w:rPr>
-          <w:b w:val="0"/>
-          <w:sz w:val="20"/>
-        </w:rPr>
-        <w:t>Negative Marks: 0.25</w:t>
-      </w:r>
-    </w:p>
-    <w:p>
-      <w:pPr>
-        <w:spacing w:after="20" w:before="120"/>
-      </w:pPr>
-      <w:r>
-        <w:rPr>
-          <w:b/>
-          <w:sz w:val="22"/>
-        </w:rPr>
-        <w:t>Question: A lady comes to the hospital and the doctor prescribes an iron injection. What should the nurse keep in mind before administering the injection?</w:t>
-      </w:r>
-    </w:p>
-    <w:p>
-      <w:pPr>
-        <w:spacing w:after="0" w:before="0"/>
-      </w:pPr>
-      <w:r>
-        <w:rPr>
-          <w:b w:val="0"/>
-          <w:sz w:val="22"/>
-        </w:rPr>
-        <w:t>(a) Pull the skin lateral side</w:t>
-      </w:r>
-    </w:p>
-    <w:p>
-      <w:pPr>
-        <w:spacing w:after="0" w:before="0"/>
-      </w:pPr>
-      <w:r>
-        <w:rPr>
-          <w:b w:val="0"/>
-          <w:sz w:val="22"/>
-        </w:rPr>
-        <w:t>(b) Z-track</w:t>
-      </w:r>
-    </w:p>
-    <w:p>
-      <w:pPr>
-        <w:spacing w:after="0" w:before="0"/>
-      </w:pPr>
-      <w:r>
-        <w:rPr>
-          <w:b w:val="0"/>
-          <w:sz w:val="22"/>
-        </w:rPr>
-        <w:t>(c) Prevent backflow</w:t>
-      </w:r>
-    </w:p>
-    <w:p>
-      <w:pPr>
-        <w:spacing w:after="0" w:before="0"/>
-      </w:pPr>
-      <w:r>
-        <w:rPr>
-          <w:b w:val="0"/>
-          <w:sz w:val="22"/>
-        </w:rPr>
-        <w:t>(d) Vigorously rough</w:t>
-      </w:r>
-    </w:p>
-    <w:p>
-      <w:pPr>
-        <w:spacing w:after="0" w:before="40"/>
-      </w:pPr>
-      <w:r>
-        <w:rPr>
-          <w:b/>
-          <w:sz w:val="22"/>
-        </w:rPr>
-        <w:t>Answer: b</w:t>
-      </w:r>
-    </w:p>
-    <w:p>
-      <w:pPr>
-        <w:spacing w:after="0" w:before="0"/>
-      </w:pPr>
-      <w:r>
-        <w:rPr>
-          <w:b w:val="0"/>
-          <w:sz w:val="21"/>
-        </w:rPr>
-        <w:t>Solution: - -- Before administering an iron injection to a patient as prescribed by the doctor, the nurse should keep in mind the technique called Z-track (option a). The Z-track method is used for intramuscular injections to prevent medication leakage or staining of the skin. It involves pulling the skin laterally before administering the injection and maintaining the displacement of the subcutaneous tissue until the needle is withdrawn. This technique creates a zigzag path for the medication, which helps seal the injection site and prevents the medication from tracking back along the needle path. The Z-track method ensures accurate delivery of the medication and minimizes discomfort and staining at the injection site.</w:t>
-      </w:r>
-    </w:p>
-    <w:p>
-      <w:pPr>
-        <w:spacing w:after="0" w:before="0"/>
-      </w:pPr>
-      <w:r>
-        <w:rPr>
-          <w:b w:val="0"/>
-          <w:sz w:val="20"/>
-        </w:rPr>
-        <w:t>Positive Marks: 1</w:t>
-      </w:r>
-    </w:p>
-    <w:p>
-      <w:pPr>
-        <w:spacing w:after="160" w:before="0"/>
-      </w:pPr>
-      <w:r>
-        <w:rPr>
-          <w:b w:val="0"/>
-          <w:sz w:val="20"/>
-        </w:rPr>
-        <w:t>Negative Marks: 0.25</w:t>
+      <w:r>
+        <w:t xml:space="preserve">Question: A patient with acute gastroenteritis is being rehydrated. Which sign indicates severe dehydration requiring IV fluids?</w:t>
+      </w:r>
+    </w:p>
+    <w:p>
+      <w:r>
+        <w:t xml:space="preserve">(a) Lethargy, sunken eyes, and a weak, rapid pulse</w:t>
+      </w:r>
+    </w:p>
+    <w:p>
+      <w:r>
+        <w:t xml:space="preserve">(b) Alert and drinking well</w:t>
+      </w:r>
+    </w:p>
+    <w:p>
+      <w:r>
+        <w:t xml:space="preserve">(c) Normal skin turgor</w:t>
+      </w:r>
+    </w:p>
+    <w:p>
+      <w:r>
+        <w:t xml:space="preserve">(d) Moist mucous membranes</w:t>
+      </w:r>
+    </w:p>
+    <w:p>
+      <w:r>
+        <w:t xml:space="preserve">Answer: a</w:t>
+      </w:r>
+    </w:p>
+    <w:p>
+      <w:r>
+        <w:t xml:space="preserve">Solution: ✅ Correct Answer: (a) Lethargy, sunken eyes, and a weak, rapid pulse</w:t>
+      </w:r>
+    </w:p>
+    <w:p>
+      <w:r>
+        <w:t xml:space="preserve">🧠 Clinical Rationale: SEVERE dehydration (WHO Plan C) presents with lethargy/unconsciousness, sunken eyes, very slow skin turgor, WEAK RAPID PULSE (shock), and absent urine — the patient cannot drink safely. Treatment is IV Ringer lactate (100 mL/kg) immediately.</w:t>
+      </w:r>
+    </w:p>
+    <w:p>
+      <w:r>
+        <w:t xml:space="preserve">🔍 Key Clues: "Severe dehydration requiring IV" → the shock picture: lethargy + sunken eyes + weak rapid pulse.</w:t>
+      </w:r>
+    </w:p>
+    <w:p>
+      <w:r>
+        <w:t xml:space="preserve">❌ Why Not Other Options?</w:t>
+      </w:r>
+    </w:p>
+    <w:p>
+      <w:r>
+        <w:t xml:space="preserve">(b) — An alert child who drinks well has no/some dehydration — oral rehydration suffices.</w:t>
+      </w:r>
+    </w:p>
+    <w:p>
+      <w:r>
+        <w:t xml:space="preserve">(c) — Normal skin turgor indicates adequate hydration.</w:t>
+      </w:r>
+    </w:p>
+    <w:p>
+      <w:r>
+        <w:t xml:space="preserve">(d) — Moist mucous membranes are a sign of hydration, not severe loss.</w:t>
+      </w:r>
+    </w:p>
+    <w:p>
+      <w:r>
+        <w:t xml:space="preserve">⚠️ Exam Trap: WHO dehydration classification: no (Plan A) → some (Plan B) → severe (Plan C = IV). Match the signs to the plan.</w:t>
+      </w:r>
+    </w:p>
+    <w:p>
+      <w:r>
+        <w:t xml:space="preserve">💎 PNC Pearl: Severe dehydration: lethargy, sunken eyes, weak rapid pulse, slow turgor → IV Ringer lactate 100 mL/kg.</w:t>
+      </w:r>
+    </w:p>
+    <w:p>
+      <w:r>
+        <w:t xml:space="preserve">📌 Concept Extension: Signs of shock: delayed capillary refill, cold extremities, tachycardia — initiate IV access and fluid bolus.</w:t>
+      </w:r>
+    </w:p>
+    <w:p>
+      <w:r>
+        <w:t xml:space="preserve">Positive Marks: 1</w:t>
+      </w:r>
+    </w:p>
+    <w:p>
+      <w:r>
+        <w:t xml:space="preserve">Negative Marks: 0.25</w:t>
+      </w:r>
+    </w:p>
+    <w:p>
+      <w:r>
+        <w:t xml:space="preserve"/>
+      </w:r>
+    </w:p>
+    <w:p>
+      <w:r>
+        <w:t xml:space="preserve">Question: The nurse is preparing a patient for surgery. Which medication may need to be withheld before surgery?</w:t>
+      </w:r>
+    </w:p>
+    <w:p>
+      <w:r>
+        <w:t xml:space="preserve">(a) Anticoagulants (e.g., warfarin) per the surgeon's order</w:t>
+      </w:r>
+    </w:p>
+    <w:p>
+      <w:r>
+        <w:t xml:space="preserve">(b) All blood pressure medications</w:t>
+      </w:r>
+    </w:p>
+    <w:p>
+      <w:r>
+        <w:t xml:space="preserve">(c) All vitamins</w:t>
+      </w:r>
+    </w:p>
+    <w:p>
+      <w:r>
+        <w:t xml:space="preserve">(d) Nothing is ever withheld</w:t>
+      </w:r>
+    </w:p>
+    <w:p>
+      <w:r>
+        <w:t xml:space="preserve">Answer: a</w:t>
+      </w:r>
+    </w:p>
+    <w:p>
+      <w:r>
+        <w:t xml:space="preserve">Solution: ✅ Correct Answer: (a) Anticoagulants (e.g., warfarin) per the surgeon's order</w:t>
+      </w:r>
+    </w:p>
+    <w:p>
+      <w:r>
+        <w:t xml:space="preserve">🧠 Clinical Rationale: Anticoagulants and antiplatelets increase surgical bleeding — they are withheld per the surgeon's protocol (warfarin 3–5 days before; INR checked). Most BP and cardiac medications are CONTINUED (withheld on the morning of surgery with a sip of water per protocol); each drug is verified with the anesthesia team.</w:t>
+      </w:r>
+    </w:p>
+    <w:p>
+      <w:r>
+        <w:t xml:space="preserve">🔍 Key Clues: "May need to be withheld before surgery" → the bleeding-risk drugs: anticoagulants/antiplatelets.</w:t>
+      </w:r>
+    </w:p>
+    <w:p>
+      <w:r>
+        <w:t xml:space="preserve">❌ Why Not Other Options?</w:t>
+      </w:r>
+    </w:p>
+    <w:p>
+      <w:r>
+        <w:t xml:space="preserve">(b) — BP medications are usually CONTINUED (stopping them causes rebound hypertension).</w:t>
+      </w:r>
+    </w:p>
+    <w:p>
+      <w:r>
+        <w:t xml:space="preserve">(c) — Vitamins are not the critical hold item (some supplements are held, but not "all").</w:t>
+      </w:r>
+    </w:p>
+    <w:p>
+      <w:r>
+        <w:t xml:space="preserve">(d) — "Nothing is ever withheld" is wrong — anticoagulants ARE held.</w:t>
+      </w:r>
+    </w:p>
+    <w:p>
+      <w:r>
+        <w:t xml:space="preserve">⚠️ Exam Trap: Hold: anticoagulants, antiplatelets, metformin (per protocol), herbal supplements. Continue: most antihypertensives. The direction matters.</w:t>
+      </w:r>
+    </w:p>
+    <w:p>
+      <w:r>
+        <w:t xml:space="preserve">💎 PNC Pearl: Pre-op: hold warfarin/clopidogrel/aspirin (per order), continue BP meds, NPO 6–8 hrs, verify consent.</w:t>
+      </w:r>
+    </w:p>
+    <w:p>
+      <w:r>
+        <w:t xml:space="preserve">📌 Concept Extension: Post-op, anticoagulants are restarted per protocol to balance bleeding vs thrombosis risk.</w:t>
+      </w:r>
+    </w:p>
+    <w:p>
+      <w:r>
+        <w:t xml:space="preserve">Positive Marks: 1</w:t>
+      </w:r>
+    </w:p>
+    <w:p>
+      <w:r>
+        <w:t xml:space="preserve">Negative Marks: 0.25</w:t>
+      </w:r>
+    </w:p>
+    <w:p>
+      <w:r>
+        <w:t xml:space="preserve"/>
+      </w:r>
+    </w:p>
+    <w:p>
+      <w:r>
+        <w:t xml:space="preserve">Question: A patient at 30 weeks of gestation is being treated for preterm labor. Which medication is used to promote fetal lung maturity?</w:t>
+      </w:r>
+    </w:p>
+    <w:p>
+      <w:r>
+        <w:t xml:space="preserve">(a) Betamethasone (corticosteroid)</w:t>
+      </w:r>
+    </w:p>
+    <w:p>
+      <w:r>
+        <w:t xml:space="preserve">(b) Oxytocin</w:t>
+      </w:r>
+    </w:p>
+    <w:p>
+      <w:r>
+        <w:t xml:space="preserve">(c) Magnesium only</w:t>
+      </w:r>
+    </w:p>
+    <w:p>
+      <w:r>
+        <w:t xml:space="preserve">(d) Paracetamol</w:t>
+      </w:r>
+    </w:p>
+    <w:p>
+      <w:r>
+        <w:t xml:space="preserve">Answer: a</w:t>
+      </w:r>
+    </w:p>
+    <w:p>
+      <w:r>
+        <w:t xml:space="preserve">Solution: ✅ Correct Answer: (a) Betamethasone (corticosteroid)</w:t>
+      </w:r>
+    </w:p>
+    <w:p>
+      <w:r>
+        <w:t xml:space="preserve">🧠 Clinical Rationale: Antenatal CORTICOSTEROIDS (betamethasone or dexamethasone) are given between 24–34 weeks in threatened preterm labor to ACCELERATE FETAL LUNG MATURITY — they induce surfactant production and reduce respiratory distress syndrome, intraventricular hemorrhage, and neonatal death.</w:t>
+      </w:r>
+    </w:p>
+    <w:p>
+      <w:r>
+        <w:t xml:space="preserve">🔍 Key Clues: "Promote fetal lung maturity" → betamethasone/dexamethasone (antenatal steroids).</w:t>
+      </w:r>
+    </w:p>
+    <w:p>
+      <w:r>
+        <w:t xml:space="preserve">❌ Why Not Other Options?</w:t>
+      </w:r>
+    </w:p>
+    <w:p>
+      <w:r>
+        <w:t xml:space="preserve">(b) — Oxytocin AUGMENTS contractions — the opposite of what preterm labor needs.</w:t>
+      </w:r>
+    </w:p>
+    <w:p>
+      <w:r>
+        <w:t xml:space="preserve">(c) — Magnesium sulfate is for NEUROPROTECTION (and eclampsia/tocolysis) — not lung maturity.</w:t>
+      </w:r>
+    </w:p>
+    <w:p>
+      <w:r>
+        <w:t xml:space="preserve">(d) — Paracetamol is an analgesic — no lung-maturity role.</w:t>
+      </w:r>
+    </w:p>
+    <w:p>
+      <w:r>
+        <w:t xml:space="preserve">⚠️ Exam Trap: Betamethasone = lungs; MgSO₄ = brain (neuroprotection); nifedipine/terbutaline = stop contractions (tocolysis). The three preterm-labor drugs have three different jobs.</w:t>
+      </w:r>
+    </w:p>
+    <w:p>
+      <w:r>
+        <w:t xml:space="preserve">💎 PNC Pearl: Preterm labor bundle: tocolytic (buy time) + betamethasone (lungs) + MgSO₄ (brain) + transfer to NICU-capable center.</w:t>
+      </w:r>
+    </w:p>
+    <w:p>
+      <w:r>
+        <w:t xml:space="preserve">📌 Concept Extension: Betamethasone = 2 doses 24 h apart IM; dexamethasone = 4 doses 12 h apart.</w:t>
+      </w:r>
+    </w:p>
+    <w:p>
+      <w:r>
+        <w:t xml:space="preserve">Positive Marks: 1</w:t>
+      </w:r>
+    </w:p>
+    <w:p>
+      <w:r>
+        <w:t xml:space="preserve">Negative Marks: 0.25</w:t>
+      </w:r>
+    </w:p>
+    <w:p>
+      <w:r>
+        <w:t xml:space="preserve"/>
+      </w:r>
+    </w:p>
+    <w:p>
+      <w:r>
+        <w:t xml:space="preserve">Question: A 6-month-old infant with severe protein-energy malnutrition is admitted with diarrhea. The nurse should:</w:t>
+      </w:r>
+    </w:p>
+    <w:p>
+      <w:r>
+        <w:t xml:space="preserve">(a) Correct dehydration, hypoglycemia, and hypothermia before feeding</w:t>
+      </w:r>
+    </w:p>
+    <w:p>
+      <w:r>
+        <w:t xml:space="preserve">(b) Give a full feed immediately</w:t>
+      </w:r>
+    </w:p>
+    <w:p>
+      <w:r>
+        <w:t xml:space="preserve">(c) Give only water</w:t>
+      </w:r>
+    </w:p>
+    <w:p>
+      <w:r>
+        <w:t xml:space="preserve">(d) Discharge the infant</w:t>
+      </w:r>
+    </w:p>
+    <w:p>
+      <w:r>
+        <w:t xml:space="preserve">Answer: a</w:t>
+      </w:r>
+    </w:p>
+    <w:p>
+      <w:r>
+        <w:t xml:space="preserve">Solution: ✅ Correct Answer: (a) Correct dehydration, hypoglycemia, and hypothermia before feeding</w:t>
+      </w:r>
+    </w:p>
+    <w:p>
+      <w:r>
+        <w:t xml:space="preserve">🧠 Clinical Rationale: WHO SAM stabilization (Step 1): FIRST correct the life threats — HYPOGLYCEMIA (glucose), HYPOTHERMIA (warm), and DEHYDRATION — and treat infection, THEN start feeding with F75 in small frequent amounts. Rapid full feeding causes REFEEDING SYNDROME (hypophosphatemia, heart failure).</w:t>
+      </w:r>
+    </w:p>
+    <w:p>
+      <w:r>
+        <w:t xml:space="preserve">🔍 Key Clues: "Severe protein-energy malnutrition" + "diarrhea" → stabilize first (glucose/temperature/fluids), then feed.</w:t>
+      </w:r>
+    </w:p>
+    <w:p>
+      <w:r>
+        <w:t xml:space="preserve">❌ Why Not Other Options?</w:t>
+      </w:r>
+    </w:p>
+    <w:p>
+      <w:r>
+        <w:t xml:space="preserve">(b) — A full feed immediately risks refeeding syndrome and death.</w:t>
+      </w:r>
+    </w:p>
+    <w:p>
+      <w:r>
+        <w:t xml:space="preserve">(c) — Water alone has no calories/electrolytes and worsens malnutrition.</w:t>
+      </w:r>
+    </w:p>
+    <w:p>
+      <w:r>
+        <w:t xml:space="preserve">(d) — Discharging a SAM infant is unsafe — hospital treatment is required.</w:t>
+      </w:r>
+    </w:p>
+    <w:p>
+      <w:r>
+        <w:t xml:space="preserve">⚠️ Exam Trap: SAM = "stabilize, then refeed" — F75 first (100 kcal/kg/day), then F100/RUTF; never start with full feeds.</w:t>
+      </w:r>
+    </w:p>
+    <w:p>
+      <w:r>
+        <w:t xml:space="preserve">💎 PNC Pearl: SAM: treat hypoglycemia/hypothermia/dehydration + antibiotics → F75 → F100/RUTF → catch-up growth.</w:t>
+      </w:r>
+    </w:p>
+    <w:p>
+      <w:r>
+        <w:t xml:space="preserve">📌 Concept Extension: Kwashiorkor (edematous) vs marasmus (wasted) — both require the same stabilization-first protocol.</w:t>
+      </w:r>
+    </w:p>
+    <w:p>
+      <w:r>
+        <w:t xml:space="preserve">Positive Marks: 1</w:t>
+      </w:r>
+    </w:p>
+    <w:p>
+      <w:r>
+        <w:t xml:space="preserve">Negative Marks: 0.25</w:t>
+      </w:r>
+    </w:p>
+    <w:p>
+      <w:r>
+        <w:t xml:space="preserve"/>
+      </w:r>
+    </w:p>
+    <w:p>
+      <w:r>
+        <w:t xml:space="preserve">Question: A patient with a phobia of closed spaces (claustrophobia) is scheduled for an MRI. The nurse should:</w:t>
+      </w:r>
+    </w:p>
+    <w:p>
+      <w:r>
+        <w:t xml:space="preserve">(a) Discuss the procedure, offer sedation options, and provide reassurance</w:t>
+      </w:r>
+    </w:p>
+    <w:p>
+      <w:r>
+        <w:t xml:space="preserve">(b) Force the patient into the scanner</w:t>
+      </w:r>
+    </w:p>
+    <w:p>
+      <w:r>
+        <w:t xml:space="preserve">(c) Cancel the test permanently</w:t>
+      </w:r>
+    </w:p>
+    <w:p>
+      <w:r>
+        <w:t xml:space="preserve">(d) Ignore the fear</w:t>
+      </w:r>
+    </w:p>
+    <w:p>
+      <w:r>
+        <w:t xml:space="preserve">Answer: a</w:t>
+      </w:r>
+    </w:p>
+    <w:p>
+      <w:r>
+        <w:t xml:space="preserve">Solution: ✅ Correct Answer: (a) Discuss the procedure, offer sedation options, and provide reassurance</w:t>
+      </w:r>
+    </w:p>
+    <w:p>
+      <w:r>
+        <w:t xml:space="preserve">🧠 Clinical Rationale: For claustrophobic patients, the nurse explains the MRI in advance (noise, duration, the panic button), teaches relaxation/deep breathing, offers an OPEN MRI or mild sedation (per order), and provides ongoing reassurance — enabling the scan rather than forcing or cancelling it.</w:t>
+      </w:r>
+    </w:p>
+    <w:p>
+      <w:r>
+        <w:t xml:space="preserve">🔍 Key Clues: "Claustrophobia" + "MRI" → preparation + sedation option + reassurance.</w:t>
+      </w:r>
+    </w:p>
+    <w:p>
+      <w:r>
+        <w:t xml:space="preserve">❌ Why Not Other Options?</w:t>
+      </w:r>
+    </w:p>
+    <w:p>
+      <w:r>
+        <w:t xml:space="preserve">(b) — Forcing increases panic and risks injury — never coerce.</w:t>
+      </w:r>
+    </w:p>
+    <w:p>
+      <w:r>
+        <w:t xml:space="preserve">(c) — Permanently cancelling denies a needed diagnostic test — alternatives exist.</w:t>
+      </w:r>
+    </w:p>
+    <w:p>
+      <w:r>
+        <w:t xml:space="preserve">(d) — Ignoring the fear abandons the patient's needs.</w:t>
+      </w:r>
+    </w:p>
+    <w:p>
+      <w:r>
+        <w:t xml:space="preserve">⚠️ Exam Trap: MRI-specific points: no ferromagnetic metal allowed (pacemakers, implants), loud noise, and the panic button — claustrophobia management is the nursing focus.</w:t>
+      </w:r>
+    </w:p>
+    <w:p>
+      <w:r>
+        <w:t xml:space="preserve">💎 PNC Pearl: MRI + claustrophobia: explain, relax, offer open MRI/sedation, use the call button and headphones.</w:t>
+      </w:r>
+    </w:p>
+    <w:p>
+      <w:r>
+        <w:t xml:space="preserve">📌 Concept Extension: Screen ALL patients for metal implants (aneurysm clips, cochlear implants, pacemakers) before the MRI.</w:t>
+      </w:r>
+    </w:p>
+    <w:p>
+      <w:r>
+        <w:t xml:space="preserve">Positive Marks: 1</w:t>
+      </w:r>
+    </w:p>
+    <w:p>
+      <w:r>
+        <w:t xml:space="preserve">Negative Marks: 0.25</w:t>
+      </w:r>
+    </w:p>
+    <w:p>
+      <w:r>
+        <w:t xml:space="preserve"/>
+      </w:r>
+    </w:p>
+    <w:p>
+      <w:r>
+        <w:t xml:space="preserve">Question: The "Pradhan Mantri Shram Yogi Maandhan" (PMSYM) provides:</w:t>
+      </w:r>
+    </w:p>
+    <w:p>
+      <w:r>
+        <w:t xml:space="preserve">(a) Pension for unorganized sector workers</w:t>
+      </w:r>
+    </w:p>
+    <w:p>
+      <w:r>
+        <w:t xml:space="preserve">(b) Health insurance</w:t>
+      </w:r>
+    </w:p>
+    <w:p>
+      <w:r>
+        <w:t xml:space="preserve">(c) Housing</w:t>
+      </w:r>
+    </w:p>
+    <w:p>
+      <w:r>
+        <w:t xml:space="preserve">(d) Education</w:t>
+      </w:r>
+    </w:p>
+    <w:p>
+      <w:r>
+        <w:t xml:space="preserve">Answer: a</w:t>
+      </w:r>
+    </w:p>
+    <w:p>
+      <w:r>
+        <w:t xml:space="preserve">Solution: ✅ Correct Answer: (a) Pension for unorganized sector workers</w:t>
+      </w:r>
+    </w:p>
+    <w:p>
+      <w:r>
+        <w:t xml:space="preserve">🧠 Clinical Rationale: PMSYM provides a monthly PENSION of ₹3,000 (after age 60) to UNORGANIZED SECTOR workers aged 18–40 who contribute a small monthly premium (matched by the government) — social security for informal workers (street vendors, daily wagers, domestic workers).</w:t>
+      </w:r>
+    </w:p>
+    <w:p>
+      <w:r>
+        <w:t xml:space="preserve">🔍 Key Clues: "Shram Yogi" = laborer/worker → pension for informal workers.</w:t>
+      </w:r>
+    </w:p>
+    <w:p>
+      <w:r>
+        <w:t xml:space="preserve">❌ Why Not Other Options?</w:t>
+      </w:r>
+    </w:p>
+    <w:p>
+      <w:r>
+        <w:t xml:space="preserve">(b) — Health insurance is a separate scheme.</w:t>
+      </w:r>
+    </w:p>
+    <w:p>
+      <w:r>
+        <w:t xml:space="preserve">(c) — Housing is PMAY.</w:t>
+      </w:r>
+    </w:p>
+    <w:p>
+      <w:r>
+        <w:t xml:space="preserve">(d) — Education is not the scheme's purpose.</w:t>
+      </w:r>
+    </w:p>
+    <w:p>
+      <w:r>
+        <w:t xml:space="preserve">⚠️ Exam Trap: "Maandhan" schemes = pension: PMSYM = unorganized workers; PMVVY = senior citizens; APY = general public (18-40).</w:t>
+      </w:r>
+    </w:p>
+    <w:p>
+      <w:r>
+        <w:t xml:space="preserve">💎 PNC Pearl: PMSYM: ₹3,000/month pension at 60 for informal workers (18–40) — minimal premium, government matching.</w:t>
+      </w:r>
+    </w:p>
+    <w:p>
+      <w:r>
+        <w:t xml:space="preserve">📌 Concept Extension: Registration is through Common Service Centres (CSCs) with Aadhaar and bank details.</w:t>
+      </w:r>
+    </w:p>
+    <w:p>
+      <w:r>
+        <w:t xml:space="preserve">Positive Marks: 1</w:t>
+      </w:r>
+    </w:p>
+    <w:p>
+      <w:r>
+        <w:t xml:space="preserve">Negative Marks: 0.25</w:t>
+      </w:r>
+    </w:p>
+    <w:p>
+      <w:r>
+        <w:t xml:space="preserve"/>
+      </w:r>
+    </w:p>
+    <w:p>
+      <w:r>
+        <w:t xml:space="preserve">Question: The nurse is to administer 450 mg of a medication. The tablets are 150 mg each. How many tablets are needed?</w:t>
+      </w:r>
+    </w:p>
+    <w:p>
+      <w:r>
+        <w:t xml:space="preserve">(a) 2 tablets</w:t>
+      </w:r>
+    </w:p>
+    <w:p>
+      <w:r>
+        <w:t xml:space="preserve">(b) 3 tablets</w:t>
+      </w:r>
+    </w:p>
+    <w:p>
+      <w:r>
+        <w:t xml:space="preserve">(c) 4 tablets</w:t>
+      </w:r>
+    </w:p>
+    <w:p>
+      <w:r>
+        <w:t xml:space="preserve">(d) 5 tablets</w:t>
+      </w:r>
+    </w:p>
+    <w:p>
+      <w:r>
+        <w:t xml:space="preserve">Answer: b</w:t>
+      </w:r>
+    </w:p>
+    <w:p>
+      <w:r>
+        <w:t xml:space="preserve">Solution: ✅ Correct Answer: (b) 3 tablets</w:t>
+      </w:r>
+    </w:p>
+    <w:p>
+      <w:r>
+        <w:t xml:space="preserve">🧠 Clinical Rationale: Tablets = Desired ÷ Have = 450 mg ÷ 150 mg = 3 tablets. Check: 3 × 150 = 450 mg ✓.</w:t>
+      </w:r>
+    </w:p>
+    <w:p>
+      <w:r>
+        <w:t xml:space="preserve">🔍 Key Clues: "450 mg" + "150 mg tablets" → divide dose by tablet strength.</w:t>
+      </w:r>
+    </w:p>
+    <w:p>
+      <w:r>
+        <w:t xml:space="preserve">❌ Why Not Other Options?</w:t>
+      </w:r>
+    </w:p>
+    <w:p>
+      <w:r>
+        <w:t xml:space="preserve">(a) — 2 tablets give 300 mg — short.</w:t>
+      </w:r>
+    </w:p>
+    <w:p>
+      <w:r>
+        <w:t xml:space="preserve">(c) — 4 tablets give 600 mg — an overdose.</w:t>
+      </w:r>
+    </w:p>
+    <w:p>
+      <w:r>
+        <w:t xml:space="preserve">(d) — 5 tablets give 750 mg — well above the dose.</w:t>
+      </w:r>
+    </w:p>
+    <w:p>
+      <w:r>
+        <w:t xml:space="preserve">⚠️ Exam Trap: 450 ÷ 150 = 3 — verify by multiplication; the 150-multiples trap is common.</w:t>
+      </w:r>
+    </w:p>
+    <w:p>
+      <w:r>
+        <w:t xml:space="preserve">💎 PNC Pearl: D ÷ H = tablets; self-check: tablets × strength = dose.</w:t>
+      </w:r>
+    </w:p>
+    <w:p>
+      <w:r>
+        <w:t xml:space="preserve">📌 Concept Extension: When many tablets are needed, request a higher-strength formulation from pharmacy.</w:t>
+      </w:r>
+    </w:p>
+    <w:p>
+      <w:r>
+        <w:t xml:space="preserve">Positive Marks: 1</w:t>
+      </w:r>
+    </w:p>
+    <w:p>
+      <w:r>
+        <w:t xml:space="preserve">Negative Marks: 0.25</w:t>
+      </w:r>
+    </w:p>
+    <w:p>
+      <w:r>
+        <w:t xml:space="preserve"/>
+      </w:r>
+    </w:p>
+    <w:p>
+      <w:r>
+        <w:t xml:space="preserve">Question: The nurse is caring for a patient with hyponatremia. Which assessment finding is expected?</w:t>
+      </w:r>
+    </w:p>
+    <w:p>
+      <w:r>
+        <w:t xml:space="preserve">(a) Confusion, headache, and muscle cramps</w:t>
+      </w:r>
+    </w:p>
+    <w:p>
+      <w:r>
+        <w:t xml:space="preserve">(b) Tetany and hyperreflexia</w:t>
+      </w:r>
+    </w:p>
+    <w:p>
+      <w:r>
+        <w:t xml:space="preserve">(c) Excessive thirst</w:t>
+      </w:r>
+    </w:p>
+    <w:p>
+      <w:r>
+        <w:t xml:space="preserve">(d) Edema only</w:t>
+      </w:r>
+    </w:p>
+    <w:p>
+      <w:r>
+        <w:t xml:space="preserve">Answer: a</w:t>
+      </w:r>
+    </w:p>
+    <w:p>
+      <w:r>
+        <w:t xml:space="preserve">Solution: ✅ Correct Answer: (a) Confusion, headache, and muscle cramps</w:t>
+      </w:r>
+    </w:p>
+    <w:p>
+      <w:r>
+        <w:t xml:space="preserve">🧠 Clinical Rationale: Hyponatremia (&lt;135 mEq/L) lowers plasma osmolality → water shifts INTO cells → CEREBRAL EDEMA: confusion, headache, nausea, lethargy, seizures, and coma. Muscle cramps also occur. The nurse monitors sodium and neurological status, restricts free water, and corrects sodium SLOWLY.</w:t>
+      </w:r>
+    </w:p>
+    <w:p>
+      <w:r>
+        <w:t xml:space="preserve">🔍 Key Clues: "Hyponatremia" → the brain-swelling picture: confusion + headache + cramps.</w:t>
+      </w:r>
+    </w:p>
+    <w:p>
+      <w:r>
+        <w:t xml:space="preserve">❌ Why Not Other Options?</w:t>
+      </w:r>
+    </w:p>
+    <w:p>
+      <w:r>
+        <w:t xml:space="preserve">(b) — Tetany and hyperreflexia belong to HYPOCALCEMIA.</w:t>
+      </w:r>
+    </w:p>
+    <w:p>
+      <w:r>
+        <w:t xml:space="preserve">(c) — Excessive thirst is the HYPERNATREMIA sign.</w:t>
+      </w:r>
+    </w:p>
+    <w:p>
+      <w:r>
+        <w:t xml:space="preserve">(d) — Edema occurs with water excess states but is not the primary neurological presentation.</w:t>
+      </w:r>
+    </w:p>
+    <w:p>
+      <w:r>
+        <w:t xml:space="preserve">⚠️ Exam Trap: Low Na = brain swells (confusion/seizures); high Na = brain shrinks (thirst/restlessness). Direction is everything.</w:t>
+      </w:r>
+    </w:p>
+    <w:p>
+      <w:r>
+        <w:t xml:space="preserve">💎 PNC Pearl: Hyponatremia: correct slowly (≤6–8 mEq/L per 24 h) — rapid correction causes osmotic demyelination syndrome.</w:t>
+      </w:r>
+    </w:p>
+    <w:p>
+      <w:r>
+        <w:t xml:space="preserve">📌 Concept Extension: SIADH (retention of water) is a common cause — fluid restriction is the treatment.</w:t>
+      </w:r>
+    </w:p>
+    <w:p>
+      <w:r>
+        <w:t xml:space="preserve">Positive Marks: 1</w:t>
+      </w:r>
+    </w:p>
+    <w:p>
+      <w:r>
+        <w:t xml:space="preserve">Negative Marks: 0.25</w:t>
+      </w:r>
+    </w:p>
+    <w:p>
+      <w:r>
+        <w:t xml:space="preserve"/>
+      </w:r>
+    </w:p>
+    <w:p>
+      <w:r>
+        <w:t xml:space="preserve">Question: The nurse is assessing a patient's pedal pulses. Which finding indicates adequate circulation to the foot?</w:t>
+      </w:r>
+    </w:p>
+    <w:p>
+      <w:r>
+        <w:t xml:space="preserve">(a) Bounding, regular dorsalis pedis pulses</w:t>
+      </w:r>
+    </w:p>
+    <w:p>
+      <w:r>
+        <w:t xml:space="preserve">(b) Absent pulses</w:t>
+      </w:r>
+    </w:p>
+    <w:p>
+      <w:r>
+        <w:t xml:space="preserve">(c) Weak, thready pulses with pallor</w:t>
+      </w:r>
+    </w:p>
+    <w:p>
+      <w:r>
+        <w:t xml:space="preserve">(d) Cool, dusky foot</w:t>
+      </w:r>
+    </w:p>
+    <w:p>
+      <w:r>
+        <w:t xml:space="preserve">Answer: a</w:t>
+      </w:r>
+    </w:p>
+    <w:p>
+      <w:r>
+        <w:t xml:space="preserve">Solution: ✅ Correct Answer: (a) Bounding, regular dorsalis pedis pulses</w:t>
+      </w:r>
+    </w:p>
+    <w:p>
+      <w:r>
+        <w:t xml:space="preserve">🧠 Clinical Rationale: ADEQUATE foot circulation = bounding/strong, REGULAR pedal pulses with warm, pink skin and brisk capillary refill. ABSENT or weak thready pulses with pallor, coolness, or duskiness signal vascular compromise (embolism, compartment syndrome, peripheral arterial disease) — report and monitor.</w:t>
+      </w:r>
+    </w:p>
+    <w:p>
+      <w:r>
+        <w:t xml:space="preserve">🔍 Key Clues: "Adequate circulation to the foot" → strong regular pulses + warm pink foot.</w:t>
+      </w:r>
+    </w:p>
+    <w:p>
+      <w:r>
+        <w:t xml:space="preserve">❌ Why Not Other Options?</w:t>
+      </w:r>
+    </w:p>
+    <w:p>
+      <w:r>
+        <w:t xml:space="preserve">(b) — Absent pulses = no flow — an emergency (arterial occlusion).</w:t>
+      </w:r>
+    </w:p>
+    <w:p>
+      <w:r>
+        <w:t xml:space="preserve">(c) — Weak thready pulses with pallor = poor perfusion.</w:t>
+      </w:r>
+    </w:p>
+    <w:p>
+      <w:r>
+        <w:t xml:space="preserve">(d) — A cool, dusky foot indicates ischemia.</w:t>
+      </w:r>
+    </w:p>
+    <w:p>
+      <w:r>
+        <w:t xml:space="preserve">⚠️ Exam Trap: Compare BILATERAL pulses — asymmetry is more significant than a single weak pulse. Pulse + color + temperature + refill = the full picture.</w:t>
+      </w:r>
+    </w:p>
+    <w:p>
+      <w:r>
+        <w:t xml:space="preserve">💎 PNC Pearl: "Pink, warm, and pulsing = good flow; pale, cold, and pulseless = call the team."</w:t>
+      </w:r>
+    </w:p>
+    <w:p>
+      <w:r>
+        <w:t xml:space="preserve">📌 Concept Extension: Post-cast/vascular surgery, pedal pulse checks are the neurovascular monitoring standard.</w:t>
+      </w:r>
+    </w:p>
+    <w:p>
+      <w:r>
+        <w:t xml:space="preserve">Positive Marks: 1</w:t>
+      </w:r>
+    </w:p>
+    <w:p>
+      <w:r>
+        <w:t xml:space="preserve">Negative Marks: 0.25</w:t>
+      </w:r>
+    </w:p>
+    <w:p>
+      <w:r>
+        <w:t xml:space="preserve"/>
+      </w:r>
+    </w:p>
+    <w:p>
+      <w:r>
+        <w:t xml:space="preserve">Question: A patient with a fractured tibia in a cast is taught about cast care. Which statement indicates correct understanding?</w:t>
+      </w:r>
+    </w:p>
+    <w:p>
+      <w:r>
+        <w:t xml:space="preserve">(a) "I will keep the cast dry and elevate my leg."</w:t>
+      </w:r>
+    </w:p>
+    <w:p>
+      <w:r>
+        <w:t xml:space="preserve">(b) "I can use a wire hanger to scratch under the cast."</w:t>
+      </w:r>
+    </w:p>
+    <w:p>
+      <w:r>
+        <w:t xml:space="preserve">(c) "I will remove the cast myself if it itches."</w:t>
+      </w:r>
+    </w:p>
+    <w:p>
+      <w:r>
+        <w:t xml:space="preserve">(d) "I will walk on the cast immediately."</w:t>
+      </w:r>
+    </w:p>
+    <w:p>
+      <w:r>
+        <w:t xml:space="preserve">Answer: a</w:t>
+      </w:r>
+    </w:p>
+    <w:p>
+      <w:r>
+        <w:t xml:space="preserve">Solution: ✅ Correct Answer: (a) "I will keep the cast dry and elevate my leg."</w:t>
+      </w:r>
+    </w:p>
+    <w:p>
+      <w:r>
+        <w:t xml:space="preserve">🧠 Clinical Rationale: The patient understands cast care when they plan to: KEEP THE CAST DRY (wet plaster softens and fails), ELEVATE the leg (reduces swelling), and REPORT pain/numbness/discoloration. Inserting objects, self-removal, and premature weight bearing are all wrong.</w:t>
+      </w:r>
+    </w:p>
+    <w:p>
+      <w:r>
+        <w:t xml:space="preserve">🔍 Key Clues: "Indicates correct understanding" → the teaching points restated: dry + elevate + report.</w:t>
+      </w:r>
+    </w:p>
+    <w:p>
+      <w:r>
+        <w:t xml:space="preserve">❌ Why Not Other Options?</w:t>
+      </w:r>
+    </w:p>
+    <w:p>
+      <w:r>
+        <w:t xml:space="preserve">(b) — Wire hangers/objects under the cast damage skin and invite infection.</w:t>
+      </w:r>
+    </w:p>
+    <w:p>
+      <w:r>
+        <w:t xml:space="preserve">(c) — Self-removal risks fracture displacement — only the provider removes it.</w:t>
+      </w:r>
+    </w:p>
+    <w:p>
+      <w:r>
+        <w:t xml:space="preserve">(d) — Immediate weight bearing can displace the fracture.</w:t>
+      </w:r>
+    </w:p>
+    <w:p>
+      <w:r>
+        <w:t xml:space="preserve">⚠️ Exam Trap: "Teach-back" questions reward the statement that matches the nurse's exact teaching — dry, elevate, report.</w:t>
+      </w:r>
+    </w:p>
+    <w:p>
+      <w:r>
+        <w:t xml:space="preserve">💎 PNC Pearl: Cast care: dry, elevated, ice first 48 hr, wiggle toes, report pain out of proportion/numbness/discoloration.</w:t>
+      </w:r>
+    </w:p>
+    <w:p>
+      <w:r>
+        <w:t xml:space="preserve">📌 Concept Extension: A wet cast must be replaced — never dry it with heat (cracks the plaster).</w:t>
+      </w:r>
+    </w:p>
+    <w:p>
+      <w:r>
+        <w:t xml:space="preserve">Positive Marks: 1</w:t>
+      </w:r>
+    </w:p>
+    <w:p>
+      <w:r>
+        <w:t xml:space="preserve">Negative Marks: 0.25</w:t>
+      </w:r>
+    </w:p>
+    <w:p>
+      <w:r>
+        <w:t xml:space="preserve">Question: A patient with chronic obstructive pulmonary disease is prescribed an anticholinergic bronchodilator (ipratropium). The nurse should monitor for:</w:t>
+      </w:r>
+    </w:p>
+    <w:p>
+      <w:r>
+        <w:t xml:space="preserve">(a) Dry mouth and urinary retention</w:t>
+      </w:r>
+    </w:p>
+    <w:p>
+      <w:r>
+        <w:t xml:space="preserve">(b) Hypoglycemia</w:t>
+      </w:r>
+    </w:p>
+    <w:p>
+      <w:r>
+        <w:t xml:space="preserve">(c) Hyperkalemia</w:t>
+      </w:r>
+    </w:p>
+    <w:p>
+      <w:r>
+        <w:t xml:space="preserve">(d) Bradycardia only</w:t>
+      </w:r>
+    </w:p>
+    <w:p>
+      <w:r>
+        <w:t xml:space="preserve">Answer: a</w:t>
+      </w:r>
+    </w:p>
+    <w:p>
+      <w:r>
+        <w:t xml:space="preserve">Solution: ✅ Correct Answer: (a) Dry mouth and urinary retention</w:t>
+      </w:r>
+    </w:p>
+    <w:p>
+      <w:r>
+        <w:t xml:space="preserve">🧠 Clinical Rationale: Ipratropium is an ANTICHOLINERGIC bronchodilator — it blocks the parasympathetic system, causing DRY MOUTH, blurred vision, urinary retention, and constipation. It is used regularly (maintenance) and in combination with beta-agonists for COPD; the nurse advises rinsing the mouth after inhalation.</w:t>
+      </w:r>
+    </w:p>
+    <w:p>
+      <w:r>
+        <w:t xml:space="preserve">🔍 Key Clues: "Anticholinergic bronchodilator (ipratropium)" → the anticholinergic side-effect profile: dry mouth, urinary retention.</w:t>
+      </w:r>
+    </w:p>
+    <w:p>
+      <w:r>
+        <w:t xml:space="preserve">❌ Why Not Other Options?</w:t>
+      </w:r>
+    </w:p>
+    <w:p>
+      <w:r>
+        <w:t xml:space="preserve">(b) — Hypoglycemia is not an anticholinergic effect (that's beta-agonist/insulin territory).</w:t>
+      </w:r>
+    </w:p>
+    <w:p>
+      <w:r>
+        <w:t xml:space="preserve">(c) — Hyperkalemia is not expected with ipratropium.</w:t>
+      </w:r>
+    </w:p>
+    <w:p>
+      <w:r>
+        <w:t xml:space="preserve">(d) — Tachycardia (not bradycardia) may occur, but dry mouth/urinary retention are the hallmark.</w:t>
+      </w:r>
+    </w:p>
+    <w:p>
+      <w:r>
+        <w:t xml:space="preserve">⚠️ Exam Trap: Anticholinergic = "dry as a bone, mad as a hatter, hot as a hare" — dry mouth, urinary retention, confusion in the elderly. Beta-agonist = tremor/tachycardia. Match drug class to side effects.</w:t>
+      </w:r>
+    </w:p>
+    <w:p>
+      <w:r>
+        <w:t xml:space="preserve">💎 PNC Pearl: Ipratropium: dry mouth, blurred vision, urinary retention — rinse after use; contraindicated in narrow-angle glaucoma.</w:t>
+      </w:r>
+    </w:p>
+    <w:p>
+      <w:r>
+        <w:t xml:space="preserve">📌 Concept Extension: Ipratropium + albuterol (Combivent-style combos) is standard COPD maintenance therapy.</w:t>
+      </w:r>
+    </w:p>
+    <w:p>
+      <w:r>
+        <w:t xml:space="preserve">Positive Marks: 1</w:t>
+      </w:r>
+    </w:p>
+    <w:p>
+      <w:r>
+        <w:t xml:space="preserve">Negative Marks: 0.25</w:t>
+      </w:r>
+    </w:p>
+    <w:p>
+      <w:r>
+        <w:t xml:space="preserve"/>
+      </w:r>
+    </w:p>
+    <w:p>
+      <w:r>
+        <w:t xml:space="preserve">Question: The nurse is preparing a patient for a bronchoscopy. The patient should be:</w:t>
+      </w:r>
+    </w:p>
+    <w:p>
+      <w:r>
+        <w:t xml:space="preserve">(a) NPO for 6–8 hours before the procedure</w:t>
+      </w:r>
+    </w:p>
+    <w:p>
+      <w:r>
+        <w:t xml:space="preserve">(b) Given a heavy meal</w:t>
+      </w:r>
+    </w:p>
+    <w:p>
+      <w:r>
+        <w:t xml:space="preserve">(c) Hydrated with milk</w:t>
+      </w:r>
+    </w:p>
+    <w:p>
+      <w:r>
+        <w:t xml:space="preserve">(d) Sedated with a full meal</w:t>
+      </w:r>
+    </w:p>
+    <w:p>
+      <w:r>
+        <w:t xml:space="preserve">Answer: a</w:t>
+      </w:r>
+    </w:p>
+    <w:p>
+      <w:r>
+        <w:t xml:space="preserve">Solution: ✅ Correct Answer: (a) NPO for 6–8 hours before the procedure</w:t>
+      </w:r>
+    </w:p>
+    <w:p>
+      <w:r>
+        <w:t xml:space="preserve">🧠 Clinical Rationale: Bronchoscopy requires NPO (6–8 hours) to prevent ASPIRATION during the procedure — the throat is anesthetized and sedation is used, suppressing the gag/cough reflexes. Post-procedure, the nurse withholds food/fluids until the GAG REFLEX RETURNS and monitors for bleeding and airway edema.</w:t>
+      </w:r>
+    </w:p>
+    <w:p>
+      <w:r>
+        <w:t xml:space="preserve">🔍 Key Clues: "Bronchoscopy" → NPO before; gag-reflex check before feeding after.</w:t>
+      </w:r>
+    </w:p>
+    <w:p>
+      <w:r>
+        <w:t xml:space="preserve">❌ Why Not Other Options?</w:t>
+      </w:r>
+    </w:p>
+    <w:p>
+      <w:r>
+        <w:t xml:space="preserve">(b) — A heavy meal before sedation/anesthesia risks aspiration.</w:t>
+      </w:r>
+    </w:p>
+    <w:p>
+      <w:r>
+        <w:t xml:space="preserve">(c) — Milk coats the stomach and delays emptying — still aspiration risk.</w:t>
+      </w:r>
+    </w:p>
+    <w:p>
+      <w:r>
+        <w:t xml:space="preserve">(d) — "Sedated with a full meal" is the exact opposite of safe practice.</w:t>
+      </w:r>
+    </w:p>
+    <w:p>
+      <w:r>
+        <w:t xml:space="preserve">⚠️ Exam Trap: The post-bronchoscopy gag-reflex check before resuming intake is the classic follow-up question.</w:t>
+      </w:r>
+    </w:p>
+    <w:p>
+      <w:r>
+        <w:t xml:space="preserve">💎 PNC Pearl: Bronchoscopy: NPO 6–8 hrs pre; post: NPO until gag reflex returns, monitor for hemoptysis and stridor.</w:t>
+      </w:r>
+    </w:p>
+    <w:p>
+      <w:r>
+        <w:t xml:space="preserve">📌 Concept Extension: Biopsy during bronchoscopy raises bleeding risk — monitor for persistent hemoptysis after the procedure.</w:t>
+      </w:r>
+    </w:p>
+    <w:p>
+      <w:r>
+        <w:t xml:space="preserve">Positive Marks: 1</w:t>
+      </w:r>
+    </w:p>
+    <w:p>
+      <w:r>
+        <w:t xml:space="preserve">Negative Marks: 0.25</w:t>
+      </w:r>
+    </w:p>
+    <w:p>
+      <w:r>
+        <w:t xml:space="preserve"/>
+      </w:r>
+    </w:p>
+    <w:p>
+      <w:r>
+        <w:t xml:space="preserve">Question: A patient at 34 weeks of gestation is diagnosed with polyhydramnios. The nurse should monitor for which complication?</w:t>
+      </w:r>
+    </w:p>
+    <w:p>
+      <w:r>
+        <w:t xml:space="preserve">(a) Malpresentation and cord prolapse</w:t>
+      </w:r>
+    </w:p>
+    <w:p>
+      <w:r>
+        <w:t xml:space="preserve">(b) Hypoglycemia</w:t>
+      </w:r>
+    </w:p>
+    <w:p>
+      <w:r>
+        <w:t xml:space="preserve">(c) Constipation</w:t>
+      </w:r>
+    </w:p>
+    <w:p>
+      <w:r>
+        <w:t xml:space="preserve">(d) Hyperthyroidism</w:t>
+      </w:r>
+    </w:p>
+    <w:p>
+      <w:r>
+        <w:t xml:space="preserve">Answer: a</w:t>
+      </w:r>
+    </w:p>
+    <w:p>
+      <w:r>
+        <w:t xml:space="preserve">Solution: ✅ Correct Answer: (a) Malpresentation and cord prolapse</w:t>
+      </w:r>
+    </w:p>
+    <w:p>
+      <w:r>
+        <w:t xml:space="preserve">🧠 Clinical Rationale: POLYHYDRAMNIOS (excess amniotic fluid) lets the fetus move freely → MALPRESENTATION (breech, transverse) and — when membranes rupture — CORD PROLAPSE (the cord floats out with the gush of fluid). The nurse monitors fetal position, FHR, uterine size, and maternal respiratory comfort (large uterus presses the diaphragm).</w:t>
+      </w:r>
+    </w:p>
+    <w:p>
+      <w:r>
+        <w:t xml:space="preserve">🔍 Key Clues: "Polyhydramnios" → the complication pair: malpresentation + cord prolapse.</w:t>
+      </w:r>
+    </w:p>
+    <w:p>
+      <w:r>
+        <w:t xml:space="preserve">❌ Why Not Other Options?</w:t>
+      </w:r>
+    </w:p>
+    <w:p>
+      <w:r>
+        <w:t xml:space="preserve">(b) — Hypoglycemia is not a polyhydramnios complication.</w:t>
+      </w:r>
+    </w:p>
+    <w:p>
+      <w:r>
+        <w:t xml:space="preserve">(c) — Constipation is unrelated.</w:t>
+      </w:r>
+    </w:p>
+    <w:p>
+      <w:r>
+        <w:t xml:space="preserve">(d) — Hyperthyroidism is not caused by excess amniotic fluid.</w:t>
+      </w:r>
+    </w:p>
+    <w:p>
+      <w:r>
+        <w:t xml:space="preserve">⚠️ Exam Trap: Polyhydramnios = too much fluid (malpresentation, prolapse, preterm labor); Oligohydramnios = too little (cord compression, IUGR). Match the excess/deficit to its risks.</w:t>
+      </w:r>
+    </w:p>
+    <w:p>
+      <w:r>
+        <w:t xml:space="preserve">💎 PNC Pearl: Polyhydramnios: watch for cord prolapse at membrane rupture, malpresentation, and preterm labor.</w:t>
+      </w:r>
+    </w:p>
+    <w:p>
+      <w:r>
+        <w:t xml:space="preserve">📌 Concept Extension: Causes: fetal anomalies (esophageal atresia), maternal diabetes, twin-twin transfusion — investigate the cause.</w:t>
+      </w:r>
+    </w:p>
+    <w:p>
+      <w:r>
+        <w:t xml:space="preserve">Positive Marks: 1</w:t>
+      </w:r>
+    </w:p>
+    <w:p>
+      <w:r>
+        <w:t xml:space="preserve">Negative Marks: 0.25</w:t>
+      </w:r>
+    </w:p>
+    <w:p>
+      <w:r>
+        <w:t xml:space="preserve"/>
+      </w:r>
+    </w:p>
+    <w:p>
+      <w:r>
+        <w:t xml:space="preserve">Question: A 3-year-old child with diarrhea is being rehydrated with ORS at home. The nurse should teach the mother to:</w:t>
+      </w:r>
+    </w:p>
+    <w:p>
+      <w:r>
+        <w:t xml:space="preserve">(a) Give 10 mL/kg of ORS after each loose stool</w:t>
+      </w:r>
+    </w:p>
+    <w:p>
+      <w:r>
+        <w:t xml:space="preserve">(b) Give a liter of ORS at once</w:t>
+      </w:r>
+    </w:p>
+    <w:p>
+      <w:r>
+        <w:t xml:space="preserve">(c) Stop breastfeeding</w:t>
+      </w:r>
+    </w:p>
+    <w:p>
+      <w:r>
+        <w:t xml:space="preserve">(d) Mix ORS in hot tea</w:t>
+      </w:r>
+    </w:p>
+    <w:p>
+      <w:r>
+        <w:t xml:space="preserve">Answer: a</w:t>
+      </w:r>
+    </w:p>
+    <w:p>
+      <w:r>
+        <w:t xml:space="preserve">Solution: ✅ Correct Answer: (a) Give 10 mL/kg of ORS after each loose stool</w:t>
+      </w:r>
+    </w:p>
+    <w:p>
+      <w:r>
+        <w:t xml:space="preserve">🧠 Clinical Rationale: WHO PLAN A (home management): give ~10 mL/kg of ORS AFTER EACH LOOSE STOOL (for a 10 kg child = 100 mL per stool), CONTINUE breastfeeding and regular feeding, and give extra fluids. ORS is mixed ONLY in clean drinking water and used within 24 hours.</w:t>
+      </w:r>
+    </w:p>
+    <w:p>
+      <w:r>
+        <w:t xml:space="preserve">🔍 Key Clues: "ORS at home" → Plan A: 10 mL/kg after each stool + continue feeds.</w:t>
+      </w:r>
+    </w:p>
+    <w:p>
+      <w:r>
+        <w:t xml:space="preserve">❌ Why Not Other Options?</w:t>
+      </w:r>
+    </w:p>
+    <w:p>
+      <w:r>
+        <w:t xml:space="preserve">(b) — A liter at once causes vomiting and overhydration — give in small, frequent amounts.</w:t>
+      </w:r>
+    </w:p>
+    <w:p>
+      <w:r>
+        <w:t xml:space="preserve">(c) — Breastfeeding CONTINUES during diarrhea — it never stops.</w:t>
+      </w:r>
+    </w:p>
+    <w:p>
+      <w:r>
+        <w:t xml:space="preserve">(d) — ORS is mixed only in clean drinking water — tea/hot water alter the electrolyte concentration.</w:t>
+      </w:r>
+    </w:p>
+    <w:p>
+      <w:r>
+        <w:t xml:space="preserve">⚠️ Exam Trap: "ORS in clean water only + continue breastfeeding" are the two home-rehydration rules exams love.</w:t>
+      </w:r>
+    </w:p>
+    <w:p>
+      <w:r>
+        <w:t xml:space="preserve">💎 PNC Pearl: Plan A: 10 mL/kg ORS per loose stool, zinc 10–14 days, continue feeding, return if danger signs appear.</w:t>
+      </w:r>
+    </w:p>
+    <w:p>
+      <w:r>
+        <w:t xml:space="preserve">📌 Concept Extension: Danger signs to return: blood in stool, persistent vomiting, reduced drinking, fever, worsening dehydration.</w:t>
+      </w:r>
+    </w:p>
+    <w:p>
+      <w:r>
+        <w:t xml:space="preserve">Positive Marks: 1</w:t>
+      </w:r>
+    </w:p>
+    <w:p>
+      <w:r>
+        <w:t xml:space="preserve">Negative Marks: 0.25</w:t>
+      </w:r>
+    </w:p>
+    <w:p>
+      <w:r>
+        <w:t xml:space="preserve"/>
+      </w:r>
+    </w:p>
+    <w:p>
+      <w:r>
+        <w:t xml:space="preserve">Question: A patient with an anxiety disorder is practicing relaxation techniques. Which technique is most appropriate for acute anxiety?</w:t>
+      </w:r>
+    </w:p>
+    <w:p>
+      <w:r>
+        <w:t xml:space="preserve">(a) Deep breathing with guided imagery</w:t>
+      </w:r>
+    </w:p>
+    <w:p>
+      <w:r>
+        <w:t xml:space="preserve">(b) Heavy exercise only</w:t>
+      </w:r>
+    </w:p>
+    <w:p>
+      <w:r>
+        <w:t xml:space="preserve">(c) Caffeine intake</w:t>
+      </w:r>
+    </w:p>
+    <w:p>
+      <w:r>
+        <w:t xml:space="preserve">(d) Staying alone</w:t>
+      </w:r>
+    </w:p>
+    <w:p>
+      <w:r>
+        <w:t xml:space="preserve">Answer: a</w:t>
+      </w:r>
+    </w:p>
+    <w:p>
+      <w:r>
+        <w:t xml:space="preserve">Solution: ✅ Correct Answer: (a) Deep breathing with guided imagery</w:t>
+      </w:r>
+    </w:p>
+    <w:p>
+      <w:r>
+        <w:t xml:space="preserve">🧠 Clinical Rationale: Deep breathing (diaphragmatic), progressive muscle relaxation, and GUIDED IMAGERY activate the parasympathetic nervous system — countering the sympathetic fight-or-flight response of acute anxiety. The nurse teaches these techniques and encourages regular practice.</w:t>
+      </w:r>
+    </w:p>
+    <w:p>
+      <w:r>
+        <w:t xml:space="preserve">🔍 Key Clues: "Relaxation techniques" + "acute anxiety" → deep breathing + guided imagery = the parasympathetic switch.</w:t>
+      </w:r>
+    </w:p>
+    <w:p>
+      <w:r>
+        <w:t xml:space="preserve">❌ Why Not Other Options?</w:t>
+      </w:r>
+    </w:p>
+    <w:p>
+      <w:r>
+        <w:t xml:space="preserve">(b) — Heavy exercise is not a practical first-line acute-anxiety technique.</w:t>
+      </w:r>
+    </w:p>
+    <w:p>
+      <w:r>
+        <w:t xml:space="preserve">(c) — Caffeine WORSENS anxiety (stimulant).</w:t>
+      </w:r>
+    </w:p>
+    <w:p>
+      <w:r>
+        <w:t xml:space="preserve">(d) — Staying alone fuels rumination — support and techniques help more.</w:t>
+      </w:r>
+    </w:p>
+    <w:p>
+      <w:r>
+        <w:t xml:space="preserve">⚠️ Exam Trap: Anxiety management = slow breathing, relaxation, grounding, distraction — stimulants (caffeine) always make it worse.</w:t>
+      </w:r>
+    </w:p>
+    <w:p>
+      <w:r>
+        <w:t xml:space="preserve">💎 PNC Pearl: Acute anxiety: slow deep breaths (4-7-8), grounding (5-4-3-2-1), guided imagery — calm the body to calm the mind.</w:t>
+      </w:r>
+    </w:p>
+    <w:p>
+      <w:r>
+        <w:t xml:space="preserve">📌 Concept Extension: Progressive muscle relaxation (tense-release cycles) reduces both anxiety and insomnia.</w:t>
+      </w:r>
+    </w:p>
+    <w:p>
+      <w:r>
+        <w:t xml:space="preserve">Positive Marks: 1</w:t>
+      </w:r>
+    </w:p>
+    <w:p>
+      <w:r>
+        <w:t xml:space="preserve">Negative Marks: 0.25</w:t>
+      </w:r>
+    </w:p>
+    <w:p>
+      <w:r>
+        <w:t xml:space="preserve"/>
+      </w:r>
+    </w:p>
+    <w:p>
+      <w:r>
+        <w:t xml:space="preserve">Question: The "Pradhan Mantri Bhartiya Janaushadhi Kendra" (PMBJK) sells medicines at what approximate discount compared to branded prices?</w:t>
+      </w:r>
+    </w:p>
+    <w:p>
+      <w:r>
+        <w:t xml:space="preserve">(a) 50–90% cheaper</w:t>
+      </w:r>
+    </w:p>
+    <w:p>
+      <w:r>
+        <w:t xml:space="preserve">(b) 5% cheaper</w:t>
+      </w:r>
+    </w:p>
+    <w:p>
+      <w:r>
+        <w:t xml:space="preserve">(c) Same price</w:t>
+      </w:r>
+    </w:p>
+    <w:p>
+      <w:r>
+        <w:t xml:space="preserve">(d) Higher price</w:t>
+      </w:r>
+    </w:p>
+    <w:p>
+      <w:r>
+        <w:t xml:space="preserve">Answer: a</w:t>
+      </w:r>
+    </w:p>
+    <w:p>
+      <w:r>
+        <w:t xml:space="preserve">Solution: ✅ Correct Answer: (a) 50–90% cheaper</w:t>
+      </w:r>
+    </w:p>
+    <w:p>
+      <w:r>
+        <w:t xml:space="preserve">🧠 Clinical Rationale: Jan Aushadhi (PMBJK) stores sell GENERIC medicines at 50–90% lower prices than branded equivalents — making essential medicines affordable and cutting out-of-pocket health expenditure. The network is operated by the Pharmaceuticals &amp; Medical Devices Bureau of India.</w:t>
+      </w:r>
+    </w:p>
+    <w:p>
+      <w:r>
+        <w:t xml:space="preserve">🔍 Key Clues: "Janaushadhi" = people's medicine → generic medicines at 50–90% discount.</w:t>
+      </w:r>
+    </w:p>
+    <w:p>
+      <w:r>
+        <w:t xml:space="preserve">❌ Why Not Other Options?</w:t>
+      </w:r>
+    </w:p>
+    <w:p>
+      <w:r>
+        <w:t xml:space="preserve">(b) — 5% is far too small — the scheme's hallmark is the 50–90% range.</w:t>
+      </w:r>
+    </w:p>
+    <w:p>
+      <w:r>
+        <w:t xml:space="preserve">(c) — Same price defeats the scheme's purpose.</w:t>
+      </w:r>
+    </w:p>
+    <w:p>
+      <w:r>
+        <w:t xml:space="preserve">(d) — Higher price is the opposite of the mission.</w:t>
+      </w:r>
+    </w:p>
+    <w:p>
+      <w:r>
+        <w:t xml:space="preserve">⚠️ Exam Trap: "Generic = bioequivalent + 50–90% cheaper" is the tested fact — generic drugs contain the same active ingredients as brands.</w:t>
+      </w:r>
+    </w:p>
+    <w:p>
+      <w:r>
+        <w:t xml:space="preserve">💎 PNC Pearl: Jan Aushadhi: generic medicines 50–90% cheaper — over 2,000 medicines + surgical items at PMBJK stores.</w:t>
+      </w:r>
+    </w:p>
+    <w:p>
+      <w:r>
+        <w:t xml:space="preserve">📌 Concept Extension: The scheme has also introduced "Jan Aushadhi Suvidha" sanitary napkins at ₹1 each.</w:t>
+      </w:r>
+    </w:p>
+    <w:p>
+      <w:r>
+        <w:t xml:space="preserve">Positive Marks: 1</w:t>
+      </w:r>
+    </w:p>
+    <w:p>
+      <w:r>
+        <w:t xml:space="preserve">Negative Marks: 0.25</w:t>
+      </w:r>
+    </w:p>
+    <w:p>
+      <w:r>
+        <w:t xml:space="preserve"/>
+      </w:r>
+    </w:p>
+    <w:p>
+      <w:r>
+        <w:t xml:space="preserve">Question: The nurse is to give 60 mg of a medication. The tablets are 12 mg each. How many tablets are needed?</w:t>
+      </w:r>
+    </w:p>
+    <w:p>
+      <w:r>
+        <w:t xml:space="preserve">(a) 4 tablets</w:t>
+      </w:r>
+    </w:p>
+    <w:p>
+      <w:r>
+        <w:t xml:space="preserve">(b) 5 tablets</w:t>
+      </w:r>
+    </w:p>
+    <w:p>
+      <w:r>
+        <w:t xml:space="preserve">(c) 6 tablets</w:t>
+      </w:r>
+    </w:p>
+    <w:p>
+      <w:r>
+        <w:t xml:space="preserve">(d) 8 tablets</w:t>
+      </w:r>
+    </w:p>
+    <w:p>
+      <w:r>
+        <w:t xml:space="preserve">Answer: b</w:t>
+      </w:r>
+    </w:p>
+    <w:p>
+      <w:r>
+        <w:t xml:space="preserve">Solution: ✅ Correct Answer: (b) 5 tablets</w:t>
+      </w:r>
+    </w:p>
+    <w:p>
+      <w:r>
+        <w:t xml:space="preserve">🧠 Clinical Rationale: Tablets = Desired ÷ Have = 60 mg ÷ 12 mg = 5 tablets. Check: 5 × 12 = 60 mg ✓.</w:t>
+      </w:r>
+    </w:p>
+    <w:p>
+      <w:r>
+        <w:t xml:space="preserve">🔍 Key Clues: "60 mg" + "12 mg tablets" → divide dose by tablet strength.</w:t>
+      </w:r>
+    </w:p>
+    <w:p>
+      <w:r>
+        <w:t xml:space="preserve">❌ Why Not Other Options?</w:t>
+      </w:r>
+    </w:p>
+    <w:p>
+      <w:r>
+        <w:t xml:space="preserve">(a) — 4 tablets give 48 mg — short.</w:t>
+      </w:r>
+    </w:p>
+    <w:p>
+      <w:r>
+        <w:t xml:space="preserve">(c) — 6 tablets give 72 mg — an overdose.</w:t>
+      </w:r>
+    </w:p>
+    <w:p>
+      <w:r>
+        <w:t xml:space="preserve">(d) — 8 tablets give 96 mg — well above.</w:t>
+      </w:r>
+    </w:p>
+    <w:p>
+      <w:r>
+        <w:t xml:space="preserve">⚠️ Exam Trap: 60 ÷ 12 = 5 — verify by multiplication; the 12-times-table trap is common.</w:t>
+      </w:r>
+    </w:p>
+    <w:p>
+      <w:r>
+        <w:t xml:space="preserve">💎 PNC Pearl: D ÷ H = tablets; self-check: tablets × strength = dose.</w:t>
+      </w:r>
+    </w:p>
+    <w:p>
+      <w:r>
+        <w:t xml:space="preserve">📌 Concept Extension: Unusual tablet strengths (12 mg) exist for specific drugs (e.g., some statins/antihypertensives) — always read the label.</w:t>
+      </w:r>
+    </w:p>
+    <w:p>
+      <w:r>
+        <w:t xml:space="preserve">Positive Marks: 1</w:t>
+      </w:r>
+    </w:p>
+    <w:p>
+      <w:r>
+        <w:t xml:space="preserve">Negative Marks: 0.25</w:t>
+      </w:r>
+    </w:p>
+    <w:p>
+      <w:r>
+        <w:t xml:space="preserve"/>
+      </w:r>
+    </w:p>
+    <w:p>
+      <w:r>
+        <w:t xml:space="preserve">Question: The nurse is caring for a patient with hypernatremia. Which assessment finding is expected?</w:t>
+      </w:r>
+    </w:p>
+    <w:p>
+      <w:r>
+        <w:t xml:space="preserve">(a) Intense thirst, dry mucous membranes, and restlessness</w:t>
+      </w:r>
+    </w:p>
+    <w:p>
+      <w:r>
+        <w:t xml:space="preserve">(b) Edema and weight gain</w:t>
+      </w:r>
+    </w:p>
+    <w:p>
+      <w:r>
+        <w:t xml:space="preserve">(c) Confusion only</w:t>
+      </w:r>
+    </w:p>
+    <w:p>
+      <w:r>
+        <w:t xml:space="preserve">(d) Bradycardia</w:t>
+      </w:r>
+    </w:p>
+    <w:p>
+      <w:r>
+        <w:t xml:space="preserve">Answer: a</w:t>
+      </w:r>
+    </w:p>
+    <w:p>
+      <w:r>
+        <w:t xml:space="preserve">Solution: ✅ Correct Answer: (a) Intense thirst, dry mucous membranes, and restlessness</w:t>
+      </w:r>
+    </w:p>
+    <w:p>
+      <w:r>
+        <w:t xml:space="preserve">🧠 Clinical Rationale: Hypernatremia (&gt;145 mEq/L) pulls water OUT of cells (cellular dehydration) — causing INTENSE THIRST, DRY MUCCOUS MEMBRANES, restlessness, weakness, and altered consciousness (especially in the elderly/infants). The nurse corrects sodium GRADUALLY with hypotonic fluids and monitors for seizures.</w:t>
+      </w:r>
+    </w:p>
+    <w:p>
+      <w:r>
+        <w:t xml:space="preserve">🔍 Key Clues: "Hypernatremia" → the dehydrated-brain picture: thirst + dry mucosa + restlessness.</w:t>
+      </w:r>
+    </w:p>
+    <w:p>
+      <w:r>
+        <w:t xml:space="preserve">❌ Why Not Other Options?</w:t>
+      </w:r>
+    </w:p>
+    <w:p>
+      <w:r>
+        <w:t xml:space="preserve">(b) — Edema and weight gain are fluid-excess signs (hyponatremia/SIADH).</w:t>
+      </w:r>
+    </w:p>
+    <w:p>
+      <w:r>
+        <w:t xml:space="preserve">(c) — Confusion occurs in severe cases but is not the complete picture.</w:t>
+      </w:r>
+    </w:p>
+    <w:p>
+      <w:r>
+        <w:t xml:space="preserve">(d) — Bradycardia is not the expected finding.</w:t>
+      </w:r>
+    </w:p>
+    <w:p>
+      <w:r>
+        <w:t xml:space="preserve">⚠️ Exam Trap: High Na = dry and restless (thirst); low Na = wet brain (confusion/seizures) — the direction pairing is the exam point.</w:t>
+      </w:r>
+    </w:p>
+    <w:p>
+      <w:r>
+        <w:t xml:space="preserve">💎 PNC Pearl: Hypernatremia: replace free water slowly (≤10-12 mEq/L per 24 h) — rapid correction causes cerebral edema.</w:t>
+      </w:r>
+    </w:p>
+    <w:p>
+      <w:r>
+        <w:t xml:space="preserve">📌 Concept Extension: Causes: water loss (DI, fever, burns) or sodium gain (hypertonic saline, salt poisoning) — treat the cause.</w:t>
+      </w:r>
+    </w:p>
+    <w:p>
+      <w:r>
+        <w:t xml:space="preserve">Positive Marks: 1</w:t>
+      </w:r>
+    </w:p>
+    <w:p>
+      <w:r>
+        <w:t xml:space="preserve">Negative Marks: 0.25</w:t>
+      </w:r>
+    </w:p>
+    <w:p>
+      <w:r>
+        <w:t xml:space="preserve"/>
+      </w:r>
+    </w:p>
+    <w:p>
+      <w:r>
+        <w:t xml:space="preserve">Question: The nurse is assessing a patient's neurological status using the GCS. Which score indicates a moderate head injury?</w:t>
+      </w:r>
+    </w:p>
+    <w:p>
+      <w:r>
+        <w:t xml:space="preserve">(a) 9–12</w:t>
+      </w:r>
+    </w:p>
+    <w:p>
+      <w:r>
+        <w:t xml:space="preserve">(b) 13–15</w:t>
+      </w:r>
+    </w:p>
+    <w:p>
+      <w:r>
+        <w:t xml:space="preserve">(c) 3–8</w:t>
+      </w:r>
+    </w:p>
+    <w:p>
+      <w:r>
+        <w:t xml:space="preserve">(d) 1–2</w:t>
+      </w:r>
+    </w:p>
+    <w:p>
+      <w:r>
+        <w:t xml:space="preserve">Answer: a</w:t>
+      </w:r>
+    </w:p>
+    <w:p>
+      <w:r>
+        <w:t xml:space="preserve">Solution: ✅ Correct Answer: (a) 9–12</w:t>
+      </w:r>
+    </w:p>
+    <w:p>
+      <w:r>
+        <w:t xml:space="preserve">🧠 Clinical Rationale: GCS scoring: 13–15 = MILD, 9–12 = MODERATE, 3–8 = SEVERE (intubation threshold). Moderate injury needs close observation and serial scoring; severe injury requires ICU, airway protection, and ICP management. The nurse tracks TRENDS, not single scores.</w:t>
+      </w:r>
+    </w:p>
+    <w:p>
+      <w:r>
+        <w:t xml:space="preserve">🔍 Key Clues: "Moderate head injury" → GCS 9–12.</w:t>
+      </w:r>
+    </w:p>
+    <w:p>
+      <w:r>
+        <w:t xml:space="preserve">❌ Why Not Other Options?</w:t>
+      </w:r>
+    </w:p>
+    <w:p>
+      <w:r>
+        <w:t xml:space="preserve">(b) — 13–15 is mild.</w:t>
+      </w:r>
+    </w:p>
+    <w:p>
+      <w:r>
+        <w:t xml:space="preserve">(c) — 3–8 is severe (≤8 = intubate).</w:t>
+      </w:r>
+    </w:p>
+    <w:p>
+      <w:r>
+        <w:t xml:space="preserve">(d) — 1–2 is nearly comatose — a component of severe.</w:t>
+      </w:r>
+    </w:p>
+    <w:p>
+      <w:r>
+        <w:t xml:space="preserve">⚠️ Exam Trap: "GCS ≤8 = severe + intubate" and the 13–15 / 9–12 / 3–8 bands are the direct test items.</w:t>
+      </w:r>
+    </w:p>
+    <w:p>
+      <w:r>
+        <w:t xml:space="preserve">💎 PNC Pearl: GCS bands: 13–15 mild, 9–12 moderate, 3–8 severe. A drop of 2+ points = deterioration → notify.</w:t>
+      </w:r>
+    </w:p>
+    <w:p>
+      <w:r>
+        <w:t xml:space="preserve">📌 Concept Extension: GCS = Eye (4) + Verbal (5) + Motor (6) — motor is the most predictive component.</w:t>
+      </w:r>
+    </w:p>
+    <w:p>
+      <w:r>
+        <w:t xml:space="preserve">Positive Marks: 1</w:t>
+      </w:r>
+    </w:p>
+    <w:p>
+      <w:r>
+        <w:t xml:space="preserve">Negative Marks: 0.25</w:t>
+      </w:r>
+    </w:p>
+    <w:p>
+      <w:r>
+        <w:t xml:space="preserve"/>
+      </w:r>
+    </w:p>
+    <w:p>
+      <w:r>
+        <w:t xml:space="preserve">Question: A patient with a fractured humerus is in a sling. The nurse should teach the patient to:</w:t>
+      </w:r>
+    </w:p>
+    <w:p>
+      <w:r>
+        <w:t xml:space="preserve">(a) Remove the sling at intervals for range-of-motion exercises as advised</w:t>
+      </w:r>
+    </w:p>
+    <w:p>
+      <w:r>
+        <w:t xml:space="preserve">(b) Keep the arm immobilized permanently</w:t>
+      </w:r>
+    </w:p>
+    <w:p>
+      <w:r>
+        <w:t xml:space="preserve">(c) Lift heavy objects</w:t>
+      </w:r>
+    </w:p>
+    <w:p>
+      <w:r>
+        <w:t xml:space="preserve">(d) Sleep on the affected arm</w:t>
+      </w:r>
+    </w:p>
+    <w:p>
+      <w:r>
+        <w:t xml:space="preserve">Answer: a</w:t>
+      </w:r>
+    </w:p>
+    <w:p>
+      <w:r>
+        <w:t xml:space="preserve">Solution: ✅ Correct Answer: (a) Remove the sling at intervals for range-of-motion exercises as advised</w:t>
+      </w:r>
+    </w:p>
+    <w:p>
+      <w:r>
+        <w:t xml:space="preserve">🧠 Clinical Rationale: After a humerus fracture, the sling supports the arm during the acute phase, but PROGRESSIVE RANGE-OF-MOTION exercises (pendulum/swing exercises, elbow-wrist-finger movements) prevent STIFFNESS — started as advised by the physician. The nurse monitors neurovascular status and pain.</w:t>
+      </w:r>
+    </w:p>
+    <w:p>
+      <w:r>
+        <w:t xml:space="preserve">🔍 Key Clues: "Fractured humerus" + "sling" → support initially + progressive ROM to prevent stiffness.</w:t>
+      </w:r>
+    </w:p>
+    <w:p>
+      <w:r>
+        <w:t xml:space="preserve">❌ Why Not Other Options?</w:t>
+      </w:r>
+    </w:p>
+    <w:p>
+      <w:r>
+        <w:t xml:space="preserve">(b) — Permanent immobilization causes joint stiffness and muscle wasting.</w:t>
+      </w:r>
+    </w:p>
+    <w:p>
+      <w:r>
+        <w:t xml:space="preserve">(c) — Heavy lifting is restricted until bone healing is confirmed.</w:t>
+      </w:r>
+    </w:p>
+    <w:p>
+      <w:r>
+        <w:t xml:space="preserve">(d) — Sleeping on the affected arm compresses the fracture and is uncomfortable.</w:t>
+      </w:r>
+    </w:p>
+    <w:p>
+      <w:r>
+        <w:t xml:space="preserve">⚠️ Exam Trap: Immobilization = acute phase only; "prevent stiffness" is the reason early ROM is encouraged.</w:t>
+      </w:r>
+    </w:p>
+    <w:p>
+      <w:r>
+        <w:t xml:space="preserve">💎 PNC Pearl: Humerus fracture: sling, ice, analgesia, pendulum exercises, neurovascular checks.</w:t>
+      </w:r>
+    </w:p>
+    <w:p>
+      <w:r>
+        <w:t xml:space="preserve">📌 Concept Extension: Radial nerve injury is a risk in humeral shaft fractures — check wrist drop and sensation.</w:t>
+      </w:r>
+    </w:p>
+    <w:p>
+      <w:r>
+        <w:t xml:space="preserve">Positive Marks: 1</w:t>
+      </w:r>
+    </w:p>
+    <w:p>
+      <w:r>
+        <w:t xml:space="preserve">Negative Marks: 0.25</w:t>
       </w:r>
     </w:p>
     <w:sectPr>
       <w:pgSz w:w="12240" w:h="15840"/>
-      <w:pgMar w:top="864" w:right="1008" w:bottom="864" w:left="1008" w:header="720" w:footer="720" w:gutter="0"/>
+      <w:pgMar w:top="1440" w:right="1800" w:bottom="1440" w:left="1800" w:header="720" w:footer="720" w:gutter="0"/>
       <w:cols w:space="720"/>
       <w:docGrid w:linePitch="360"/>
     </w:sectPr>
@@ -2535,10 +2265,6 @@
     <w:name w:val="Normal"/>
     <w:qFormat/>
     <w:rsid w:val="00FC693F"/>
-    <w:rPr>
-      <w:rFonts w:ascii="Calibri" w:hAnsi="Calibri"/>
-      <w:sz w:val="22"/>
-    </w:rPr>
   </w:style>
   <w:style w:type="paragraph" w:styleId="Header">
     <w:name w:val="header"/>
